--- a/public/uploads/contracts/draft-14.docx
+++ b/public/uploads/contracts/draft-14.docx
@@ -51,24 +51,24 @@
           <w:szCs w:val="28"/>
           <w:lang w:val="uz-Cyrl-UZ"/>
         </w:rPr>
-        <w:t xml:space="preserve">2026 йил 30-июн          А-26-LWZPB-сон                                        Тошкент шаҳри ш.</w:t>
-      </w:r>
-    </w:p>
-    <w:p/>
-    <w:p>
-      <w:pPr>
-        <w:spacing w:after="0" w:line="240" w:lineRule="auto"/>
-        <w:ind w:firstLine="851"/>
-        <w:jc w:val="both"/>
-      </w:pPr>
-      <w:r>
-        <w:rPr>
-          <w:rFonts w:ascii="Times New Roman" w:hAnsi="Times New Roman" w:cs="Times New Roman"/>
-          <w:sz w:val="28"/>
-          <w:szCs w:val="28"/>
-          <w:lang w:val="uz-Cyrl-UZ"/>
-        </w:rPr>
-        <w:t xml:space="preserve">Кейинги ўринларда “Ижарага берувчи” деб номланадиган Тошкент шаҳар ҳокимияти томонидан ва кейинги ўринларда “Ижарага олувчи” деб номланадиган Тўраев Ботир («FAYZ» тўйхонаси) томонидан мазкур шартномани Ўзбекистон Республикаси Ягона интерактив давлат хизматлари портали орқали 2026 йил 30-июн да келиб тушган А-26-LWZPB-сон аризага биноан тузди.</w:t>
+        <w:t xml:space="preserve">2026 йил 30-июн          А-26-JCGIY-сон                                        Тошкент шаҳри ш.</w:t>
+      </w:r>
+    </w:p>
+    <w:p/>
+    <w:p>
+      <w:pPr>
+        <w:spacing w:after="0" w:line="240" w:lineRule="auto"/>
+        <w:ind w:firstLine="851"/>
+        <w:jc w:val="both"/>
+      </w:pPr>
+      <w:r>
+        <w:rPr>
+          <w:rFonts w:ascii="Times New Roman" w:hAnsi="Times New Roman" w:cs="Times New Roman"/>
+          <w:sz w:val="28"/>
+          <w:szCs w:val="28"/>
+          <w:lang w:val="uz-Cyrl-UZ"/>
+        </w:rPr>
+        <w:t xml:space="preserve">Кейинги ўринларда “Ижарага берувчи” деб номланадиган Тошкент шаҳар ҳокимияти томонидан ва кейинги ўринларда “Ижарага олувчи” деб номланадиган Саидова Гулнора («FAYZ» тўйхонаси) томонидан мазкур шартномани Ўзбекистон Республикаси Ягона интерактив давлат хизматлари портали орқали 2026 йил 30-июн да келиб тушган А-26-JCGIY-сон аризага биноан тузди.</w:t>
       </w:r>
     </w:p>
     <w:p/>
@@ -120,7 +120,7 @@
           <w:szCs w:val="28"/>
           <w:lang w:val="uz-Cyrl-UZ"/>
         </w:rPr>
-        <w:t xml:space="preserve">1.2. Ижарага берувчи ер участкасини 2026 йил 30-июн дан 1 (бир) йил муддатга ижарага беради, Ижарага олувчи эса ўзига тегишли бўлган Тошкент шаҳрининг Мирзо-Улуғбек туманидаги Мирзо-Улуғбек тумани, Алишер Навоий кўчаси, №111 манзилда жойлашган «FAYZ» тўйхонаси объекти (ер участкаси)га туташ ҳудуддаги кейинчалик “Ер участкаси” деб номланувчи 42 кв.м ер майдонни Маросимлар фаолиятини ташкил этиш учун ижарага олади.</w:t>
+        <w:t xml:space="preserve">1.2. Ижарага берувчи ер участкасини 2026 йил 30-июн дан 1 (бир) йил муддатга ижарага беради, Ижарага олувчи эса ўзига тегишли бўлган Тошкент шаҳрининг Мирзо-Улуғбек туманидаги Мирзо-Улуғбек тумани, Тинчлик кўчаси, №109 манзилда жойлашган «FAYZ» тўйхонаси объекти (ер участкаси)га туташ ҳудуддаги кейинчалик “Ер участкаси” деб номланувчи 42 кв.м ер майдонни Маросимлар фаолиятини ташкил этиш учун ижарага олади.</w:t>
       </w:r>
     </w:p>
     <w:p/>
@@ -257,24 +257,24 @@
           <w:szCs w:val="28"/>
           <w:lang w:val="uz-Cyrl-UZ"/>
         </w:rPr>
-        <w:t xml:space="preserve">2.5. Ер участкаси тадбиркорлик фаолиятини амалга ошириш учун берилади ва қуйидаги мақсадда фойдаланилади: Савдо сотиқ.</w:t>
-      </w:r>
-    </w:p>
-    <w:p/>
-    <w:p>
-      <w:pPr>
-        <w:spacing w:after="0" w:line="240" w:lineRule="auto"/>
-        <w:ind w:firstLine="851"/>
-        <w:jc w:val="both"/>
-      </w:pPr>
-      <w:r>
-        <w:rPr>
-          <w:rFonts w:ascii="Times New Roman" w:hAnsi="Times New Roman" w:cs="Times New Roman"/>
-          <w:sz w:val="28"/>
-          <w:szCs w:val="28"/>
-          <w:lang w:val="uz-Cyrl-UZ"/>
-        </w:rPr>
-        <w:t xml:space="preserve">2.6. Объект жойлашган кўча тури: Оддий кўча. Кадастр рақами: 10:11:09:08:05:0113.</w:t>
+        <w:t xml:space="preserve">2.5. Ер участкаси тадбиркорлик фаолиятини амалга ошириш учун берилади ва қуйидаги мақсадда фойдаланилади: Умумий овқатланиш.</w:t>
+      </w:r>
+    </w:p>
+    <w:p/>
+    <w:p>
+      <w:pPr>
+        <w:spacing w:after="0" w:line="240" w:lineRule="auto"/>
+        <w:ind w:firstLine="851"/>
+        <w:jc w:val="both"/>
+      </w:pPr>
+      <w:r>
+        <w:rPr>
+          <w:rFonts w:ascii="Times New Roman" w:hAnsi="Times New Roman" w:cs="Times New Roman"/>
+          <w:sz w:val="28"/>
+          <w:szCs w:val="28"/>
+          <w:lang w:val="uz-Cyrl-UZ"/>
+        </w:rPr>
+        <w:t xml:space="preserve">2.6. Объект жойлашган кўча тури: Оддий кўча. Кадастр рақами: 10:11:07:08:08:0113.</w:t>
       </w:r>
     </w:p>
     <w:p/>
@@ -1218,37 +1218,37 @@
                 <w:szCs w:val="28"/>
                 <w:lang w:val="uz-Cyrl-UZ"/>
               </w:rPr>
-              <w:t xml:space="preserve">ФИО: Тўраев Ботир</w:t>
-            </w:r>
-          </w:p>
-          <w:p>
-            <w:pPr>
-              <w:jc w:val="center"/>
-              <w:spacing w:after="20"/>
-            </w:pPr>
-            <w:r>
-              <w:rPr>
-                <w:rFonts w:ascii="Times New Roman" w:hAnsi="Times New Roman" w:cs="Times New Roman"/>
-                <w:sz w:val="28"/>
-                <w:szCs w:val="28"/>
-                <w:lang w:val="uz-Cyrl-UZ"/>
-              </w:rPr>
-              <w:t xml:space="preserve">Манзил: Мирзо-Улуғбек тумани, Алишер Навоий кўчаси, №111</w:t>
-            </w:r>
-          </w:p>
-          <w:p>
-            <w:pPr>
-              <w:jc w:val="center"/>
-              <w:spacing w:after="20"/>
-            </w:pPr>
-            <w:r>
-              <w:rPr>
-                <w:rFonts w:ascii="Times New Roman" w:hAnsi="Times New Roman" w:cs="Times New Roman"/>
-                <w:sz w:val="28"/>
-                <w:szCs w:val="28"/>
-                <w:lang w:val="uz-Cyrl-UZ"/>
-              </w:rPr>
-              <w:t xml:space="preserve">СТИР (ЖШШИР): 30000000077777</w:t>
+              <w:t xml:space="preserve">ФИО: Саидова Гулнора</w:t>
+            </w:r>
+          </w:p>
+          <w:p>
+            <w:pPr>
+              <w:jc w:val="center"/>
+              <w:spacing w:after="20"/>
+            </w:pPr>
+            <w:r>
+              <w:rPr>
+                <w:rFonts w:ascii="Times New Roman" w:hAnsi="Times New Roman" w:cs="Times New Roman"/>
+                <w:sz w:val="28"/>
+                <w:szCs w:val="28"/>
+                <w:lang w:val="uz-Cyrl-UZ"/>
+              </w:rPr>
+              <w:t xml:space="preserve">Манзил: Мирзо-Улуғбек тумани, Тинчлик кўчаси, №109</w:t>
+            </w:r>
+          </w:p>
+          <w:p>
+            <w:pPr>
+              <w:jc w:val="center"/>
+              <w:spacing w:after="20"/>
+            </w:pPr>
+            <w:r>
+              <w:rPr>
+                <w:rFonts w:ascii="Times New Roman" w:hAnsi="Times New Roman" w:cs="Times New Roman"/>
+                <w:sz w:val="28"/>
+                <w:szCs w:val="28"/>
+                <w:lang w:val="uz-Cyrl-UZ"/>
+              </w:rPr>
+              <w:t xml:space="preserve">СТИР (ЖШШИР): 30000000088888</w:t>
             </w:r>
           </w:p>
           <w:p>

--- a/public/uploads/contracts/draft-14.docx
+++ b/public/uploads/contracts/draft-14.docx
@@ -51,24 +51,24 @@
           <w:szCs w:val="28"/>
           <w:lang w:val="uz-Cyrl-UZ"/>
         </w:rPr>
-        <w:t xml:space="preserve">2026 йил 30-июн          А-26-JCGIY-сон                                        Тошкент шаҳри ш.</w:t>
-      </w:r>
-    </w:p>
-    <w:p/>
-    <w:p>
-      <w:pPr>
-        <w:spacing w:after="0" w:line="240" w:lineRule="auto"/>
-        <w:ind w:firstLine="851"/>
-        <w:jc w:val="both"/>
-      </w:pPr>
-      <w:r>
-        <w:rPr>
-          <w:rFonts w:ascii="Times New Roman" w:hAnsi="Times New Roman" w:cs="Times New Roman"/>
-          <w:sz w:val="28"/>
-          <w:szCs w:val="28"/>
-          <w:lang w:val="uz-Cyrl-UZ"/>
-        </w:rPr>
-        <w:t xml:space="preserve">Кейинги ўринларда “Ижарага берувчи” деб номланадиган Тошкент шаҳар ҳокимияти томонидан ва кейинги ўринларда “Ижарага олувчи” деб номланадиган Саидова Гулнора («FAYZ» тўйхонаси) томонидан мазкур шартномани Ўзбекистон Республикаси Ягона интерактив давлат хизматлари портали орқали 2026 йил 30-июн да келиб тушган А-26-JCGIY-сон аризага биноан тузди.</w:t>
+        <w:t xml:space="preserve">2026 йил 1-июл          А-26-4LF7P-сон                                        Тошкент шаҳри ш.</w:t>
+      </w:r>
+    </w:p>
+    <w:p/>
+    <w:p>
+      <w:pPr>
+        <w:spacing w:after="0" w:line="240" w:lineRule="auto"/>
+        <w:ind w:firstLine="851"/>
+        <w:jc w:val="both"/>
+      </w:pPr>
+      <w:r>
+        <w:rPr>
+          <w:rFonts w:ascii="Times New Roman" w:hAnsi="Times New Roman" w:cs="Times New Roman"/>
+          <w:sz w:val="28"/>
+          <w:szCs w:val="28"/>
+          <w:lang w:val="uz-Cyrl-UZ"/>
+        </w:rPr>
+        <w:t xml:space="preserve">Кейинги ўринларда “Ижарага берувчи” деб номланадиган Тошкент шаҳар ҳокимияти томонидан ва кейинги ўринларда “Ижарага олувчи” деб номланадиган Эргашев Дилшод («FAYZ» тўйхонаси) томонидан мазкур шартномани Ўзбекистон Республикаси Ягона интерактив давлат хизматлари портали орқали 2026 йил 1-июл да келиб тушган А-26-4LF7P-сон аризага биноан тузди.</w:t>
       </w:r>
     </w:p>
     <w:p/>
@@ -120,7 +120,7 @@
           <w:szCs w:val="28"/>
           <w:lang w:val="uz-Cyrl-UZ"/>
         </w:rPr>
-        <w:t xml:space="preserve">1.2. Ижарага берувчи ер участкасини 2026 йил 30-июн дан 1 (бир) йил муддатга ижарага беради, Ижарага олувчи эса ўзига тегишли бўлган Тошкент шаҳрининг Мирзо-Улуғбек туманидаги Мирзо-Улуғбек тумани, Тинчлик кўчаси, №109 манзилда жойлашган «FAYZ» тўйхонаси объекти (ер участкаси)га туташ ҳудуддаги кейинчалик “Ер участкаси” деб номланувчи 42 кв.м ер майдонни Маросимлар фаолиятини ташкил этиш учун ижарага олади.</w:t>
+        <w:t xml:space="preserve">1.2. Ижарага берувчи ер участкасини 2026 йил 1-июл дан 1 (бир) йил муддатга ижарага беради, Ижарага олувчи эса ўзига тегишли бўлган Тошкент шаҳрининг Мирзо-Улуғбек туманидаги Мирзо-Улуғбек тумани, Ўзбекистон кўчаси, №39 манзилда жойлашган «FAYZ» тўйхонаси объекти (ер участкаси)га туташ ҳудуддаги кейинчалик “Ер участкаси” деб номланувчи 55 кв.м ер майдонни Маросимлар фаолиятини ташкил этиш учун ижарага олади.</w:t>
       </w:r>
     </w:p>
     <w:p/>
@@ -257,24 +257,24 @@
           <w:szCs w:val="28"/>
           <w:lang w:val="uz-Cyrl-UZ"/>
         </w:rPr>
-        <w:t xml:space="preserve">2.5. Ер участкаси тадбиркорлик фаолиятини амалга ошириш учун берилади ва қуйидаги мақсадда фойдаланилади: Умумий овқатланиш.</w:t>
-      </w:r>
-    </w:p>
-    <w:p/>
-    <w:p>
-      <w:pPr>
-        <w:spacing w:after="0" w:line="240" w:lineRule="auto"/>
-        <w:ind w:firstLine="851"/>
-        <w:jc w:val="both"/>
-      </w:pPr>
-      <w:r>
-        <w:rPr>
-          <w:rFonts w:ascii="Times New Roman" w:hAnsi="Times New Roman" w:cs="Times New Roman"/>
-          <w:sz w:val="28"/>
-          <w:szCs w:val="28"/>
-          <w:lang w:val="uz-Cyrl-UZ"/>
-        </w:rPr>
-        <w:t xml:space="preserve">2.6. Объект жойлашган кўча тури: Оддий кўча. Кадастр рақами: 10:11:07:08:08:0113.</w:t>
+        <w:t xml:space="preserve">2.5. Ер участкаси тадбиркорлик фаолиятини амалга ошириш учун берилади ва қуйидаги мақсадда фойдаланилади: Савдо сотиқ.</w:t>
+      </w:r>
+    </w:p>
+    <w:p/>
+    <w:p>
+      <w:pPr>
+        <w:spacing w:after="0" w:line="240" w:lineRule="auto"/>
+        <w:ind w:firstLine="851"/>
+        <w:jc w:val="both"/>
+      </w:pPr>
+      <w:r>
+        <w:rPr>
+          <w:rFonts w:ascii="Times New Roman" w:hAnsi="Times New Roman" w:cs="Times New Roman"/>
+          <w:sz w:val="28"/>
+          <w:szCs w:val="28"/>
+          <w:lang w:val="uz-Cyrl-UZ"/>
+        </w:rPr>
+        <w:t xml:space="preserve">2.6. Объект жойлашган кўча тури: Гастрономик кўча. Кадастр рақами: 10:11:09:09:01:0113.</w:t>
       </w:r>
     </w:p>
     <w:p/>
@@ -343,7 +343,7 @@
           <w:szCs w:val="28"/>
           <w:lang w:val="uz-Cyrl-UZ"/>
         </w:rPr>
-        <w:t xml:space="preserve">3.3. Ер участкаси учун йиллик ижара тўлови 22 680 000 сўмни ташкил этади ва йиллик ижара тўлов суммасининг тенг миқдорга бўлган ҳолда ҳар ойда (ойлик 1 890 000 сўм) амалга оширилади.</w:t>
+        <w:t xml:space="preserve">3.3. Ер участкаси учун йиллик ижара тўлови 29 700 000 сўмни ташкил этади ва йиллик ижара тўлов суммасининг тенг миқдорга бўлган ҳолда ҳар ойда (ойлик 2 475 000 сўм) амалга оширилади.</w:t>
       </w:r>
     </w:p>
     <w:p/>
@@ -1218,37 +1218,37 @@
                 <w:szCs w:val="28"/>
                 <w:lang w:val="uz-Cyrl-UZ"/>
               </w:rPr>
-              <w:t xml:space="preserve">ФИО: Саидова Гулнора</w:t>
-            </w:r>
-          </w:p>
-          <w:p>
-            <w:pPr>
-              <w:jc w:val="center"/>
-              <w:spacing w:after="20"/>
-            </w:pPr>
-            <w:r>
-              <w:rPr>
-                <w:rFonts w:ascii="Times New Roman" w:hAnsi="Times New Roman" w:cs="Times New Roman"/>
-                <w:sz w:val="28"/>
-                <w:szCs w:val="28"/>
-                <w:lang w:val="uz-Cyrl-UZ"/>
-              </w:rPr>
-              <w:t xml:space="preserve">Манзил: Мирзо-Улуғбек тумани, Тинчлик кўчаси, №109</w:t>
-            </w:r>
-          </w:p>
-          <w:p>
-            <w:pPr>
-              <w:jc w:val="center"/>
-              <w:spacing w:after="20"/>
-            </w:pPr>
-            <w:r>
-              <w:rPr>
-                <w:rFonts w:ascii="Times New Roman" w:hAnsi="Times New Roman" w:cs="Times New Roman"/>
-                <w:sz w:val="28"/>
-                <w:szCs w:val="28"/>
-                <w:lang w:val="uz-Cyrl-UZ"/>
-              </w:rPr>
-              <w:t xml:space="preserve">СТИР (ЖШШИР): 30000000088888</w:t>
+              <w:t xml:space="preserve">ФИО: Эргашев Дилшод</w:t>
+            </w:r>
+          </w:p>
+          <w:p>
+            <w:pPr>
+              <w:jc w:val="center"/>
+              <w:spacing w:after="20"/>
+            </w:pPr>
+            <w:r>
+              <w:rPr>
+                <w:rFonts w:ascii="Times New Roman" w:hAnsi="Times New Roman" w:cs="Times New Roman"/>
+                <w:sz w:val="28"/>
+                <w:szCs w:val="28"/>
+                <w:lang w:val="uz-Cyrl-UZ"/>
+              </w:rPr>
+              <w:t xml:space="preserve">Манзил: Мирзо-Улуғбек тумани, Ўзбекистон кўчаси, №39</w:t>
+            </w:r>
+          </w:p>
+          <w:p>
+            <w:pPr>
+              <w:jc w:val="center"/>
+              <w:spacing w:after="20"/>
+            </w:pPr>
+            <w:r>
+              <w:rPr>
+                <w:rFonts w:ascii="Times New Roman" w:hAnsi="Times New Roman" w:cs="Times New Roman"/>
+                <w:sz w:val="28"/>
+                <w:szCs w:val="28"/>
+                <w:lang w:val="uz-Cyrl-UZ"/>
+              </w:rPr>
+              <w:t xml:space="preserve">СТИР (ЖШШИР): 30000000044444</w:t>
             </w:r>
           </w:p>
           <w:p>

--- a/public/uploads/contracts/draft-14.docx
+++ b/public/uploads/contracts/draft-14.docx
@@ -51,24 +51,24 @@
           <w:szCs w:val="28"/>
           <w:lang w:val="uz-Cyrl-UZ"/>
         </w:rPr>
-        <w:t xml:space="preserve">2026 йил 1-июл          А-26-4LF7P-сон                                        Тошкент шаҳри ш.</w:t>
-      </w:r>
-    </w:p>
-    <w:p/>
-    <w:p>
-      <w:pPr>
-        <w:spacing w:after="0" w:line="240" w:lineRule="auto"/>
-        <w:ind w:firstLine="851"/>
-        <w:jc w:val="both"/>
-      </w:pPr>
-      <w:r>
-        <w:rPr>
-          <w:rFonts w:ascii="Times New Roman" w:hAnsi="Times New Roman" w:cs="Times New Roman"/>
-          <w:sz w:val="28"/>
-          <w:szCs w:val="28"/>
-          <w:lang w:val="uz-Cyrl-UZ"/>
-        </w:rPr>
-        <w:t xml:space="preserve">Кейинги ўринларда “Ижарага берувчи” деб номланадиган Тошкент шаҳар ҳокимияти томонидан ва кейинги ўринларда “Ижарага олувчи” деб номланадиган Эргашев Дилшод («FAYZ» тўйхонаси) томонидан мазкур шартномани Ўзбекистон Республикаси Ягона интерактив давлат хизматлари портали орқали 2026 йил 1-июл да келиб тушган А-26-4LF7P-сон аризага биноан тузди.</w:t>
+        <w:t xml:space="preserve">2026 йил 1-июл          А-26-ZVUGO-сон                                        Тошкент шаҳри ш.</w:t>
+      </w:r>
+    </w:p>
+    <w:p/>
+    <w:p>
+      <w:pPr>
+        <w:spacing w:after="0" w:line="240" w:lineRule="auto"/>
+        <w:ind w:firstLine="851"/>
+        <w:jc w:val="both"/>
+      </w:pPr>
+      <w:r>
+        <w:rPr>
+          <w:rFonts w:ascii="Times New Roman" w:hAnsi="Times New Roman" w:cs="Times New Roman"/>
+          <w:sz w:val="28"/>
+          <w:szCs w:val="28"/>
+          <w:lang w:val="uz-Cyrl-UZ"/>
+        </w:rPr>
+        <w:t xml:space="preserve">Кейинги ўринларда “Ижарага берувчи” деб номланадиган Тошкент шаҳар ҳокимияти томонидан ва кейинги ўринларда “Ижарага олувчи” деб номланадиган Қодирова Зухра («FAYZ» тўйхонаси) томонидан мазкур шартномани Ўзбекистон Республикаси Ягона интерактив давлат хизматлари портали орқали 2026 йил 1-июл да келиб тушган А-26-ZVUGO-сон аризага биноан тузди.</w:t>
       </w:r>
     </w:p>
     <w:p/>
@@ -120,7 +120,7 @@
           <w:szCs w:val="28"/>
           <w:lang w:val="uz-Cyrl-UZ"/>
         </w:rPr>
-        <w:t xml:space="preserve">1.2. Ижарага берувчи ер участкасини 2026 йил 1-июл дан 1 (бир) йил муддатга ижарага беради, Ижарага олувчи эса ўзига тегишли бўлган Тошкент шаҳрининг Мирзо-Улуғбек туманидаги Мирзо-Улуғбек тумани, Ўзбекистон кўчаси, №39 манзилда жойлашган «FAYZ» тўйхонаси объекти (ер участкаси)га туташ ҳудуддаги кейинчалик “Ер участкаси” деб номланувчи 55 кв.м ер майдонни Маросимлар фаолиятини ташкил этиш учун ижарага олади.</w:t>
+        <w:t xml:space="preserve">1.2. Ижарага берувчи ер участкасини 2026 йил 1-июл дан 1 (бир) йил муддатга ижарага беради, Ижарага олувчи эса ўзига тегишли бўлган Тошкент шаҳрининг Мирзо-Улуғбек туманидаги Мирзо-Улуғбек тумани, Лабзак кўчаси, №113 манзилда жойлашган «FAYZ» тўйхонаси объекти (ер участкаси)га туташ ҳудуддаги кейинчалик “Ер участкаси” деб номланувчи 36 кв.м ер майдонни Умумий овқатланиш фаолиятини ташкил этиш учун ижарага олади.</w:t>
       </w:r>
     </w:p>
     <w:p/>
@@ -257,24 +257,24 @@
           <w:szCs w:val="28"/>
           <w:lang w:val="uz-Cyrl-UZ"/>
         </w:rPr>
-        <w:t xml:space="preserve">2.5. Ер участкаси тадбиркорлик фаолиятини амалга ошириш учун берилади ва қуйидаги мақсадда фойдаланилади: Савдо сотиқ.</w:t>
-      </w:r>
-    </w:p>
-    <w:p/>
-    <w:p>
-      <w:pPr>
-        <w:spacing w:after="0" w:line="240" w:lineRule="auto"/>
-        <w:ind w:firstLine="851"/>
-        <w:jc w:val="both"/>
-      </w:pPr>
-      <w:r>
-        <w:rPr>
-          <w:rFonts w:ascii="Times New Roman" w:hAnsi="Times New Roman" w:cs="Times New Roman"/>
-          <w:sz w:val="28"/>
-          <w:szCs w:val="28"/>
-          <w:lang w:val="uz-Cyrl-UZ"/>
-        </w:rPr>
-        <w:t xml:space="preserve">2.6. Объект жойлашган кўча тури: Гастрономик кўча. Кадастр рақами: 10:11:09:09:01:0113.</w:t>
+        <w:t xml:space="preserve">2.5. Ер участкаси тадбиркорлик фаолиятини амалга ошириш учун берилади ва қуйидаги мақсадда фойдаланилади: Хизмат.</w:t>
+      </w:r>
+    </w:p>
+    <w:p/>
+    <w:p>
+      <w:pPr>
+        <w:spacing w:after="0" w:line="240" w:lineRule="auto"/>
+        <w:ind w:firstLine="851"/>
+        <w:jc w:val="both"/>
+      </w:pPr>
+      <w:r>
+        <w:rPr>
+          <w:rFonts w:ascii="Times New Roman" w:hAnsi="Times New Roman" w:cs="Times New Roman"/>
+          <w:sz w:val="28"/>
+          <w:szCs w:val="28"/>
+          <w:lang w:val="uz-Cyrl-UZ"/>
+        </w:rPr>
+        <w:t xml:space="preserve">2.6. Объект жойлашган кўча тури: Шох (магистрал). Кадастр рақами: 10:11:02:08:08:0113.</w:t>
       </w:r>
     </w:p>
     <w:p/>
@@ -343,7 +343,7 @@
           <w:szCs w:val="28"/>
           <w:lang w:val="uz-Cyrl-UZ"/>
         </w:rPr>
-        <w:t xml:space="preserve">3.3. Ер участкаси учун йиллик ижара тўлови 29 700 000 сўмни ташкил этади ва йиллик ижара тўлов суммасининг тенг миқдорга бўлган ҳолда ҳар ойда (ойлик 2 475 000 сўм) амалга оширилади.</w:t>
+        <w:t xml:space="preserve">3.3. Ер участкаси учун йиллик ижара тўлови 19 440 000 сўмни ташкил этади ва йиллик ижара тўлов суммасининг тенг миқдорга бўлган ҳолда ҳар ойда (ойлик 1 620 000 сўм) амалга оширилади.</w:t>
       </w:r>
     </w:p>
     <w:p/>
@@ -1218,7 +1218,7 @@
                 <w:szCs w:val="28"/>
                 <w:lang w:val="uz-Cyrl-UZ"/>
               </w:rPr>
-              <w:t xml:space="preserve">ФИО: Эргашев Дилшод</w:t>
+              <w:t xml:space="preserve">ФИО: Қодирова Зухра</w:t>
             </w:r>
           </w:p>
           <w:p>
@@ -1233,7 +1233,7 @@
                 <w:szCs w:val="28"/>
                 <w:lang w:val="uz-Cyrl-UZ"/>
               </w:rPr>
-              <w:t xml:space="preserve">Манзил: Мирзо-Улуғбек тумани, Ўзбекистон кўчаси, №39</w:t>
+              <w:t xml:space="preserve">Манзил: Мирзо-Улуғбек тумани, Лабзак кўчаси, №113</w:t>
             </w:r>
           </w:p>
           <w:p>
@@ -1248,7 +1248,7 @@
                 <w:szCs w:val="28"/>
                 <w:lang w:val="uz-Cyrl-UZ"/>
               </w:rPr>
-              <w:t xml:space="preserve">СТИР (ЖШШИР): 30000000044444</w:t>
+              <w:t xml:space="preserve">СТИР (ЖШШИР): 30000000066666</w:t>
             </w:r>
           </w:p>
           <w:p>
@@ -1294,6 +1294,661 @@
                 <w:lang w:val="uz-Cyrl-UZ"/>
               </w:rPr>
               <w:t xml:space="preserve">Имзо: ____________</w:t>
+            </w:r>
+          </w:p>
+        </w:tc>
+      </w:tr>
+    </w:tbl>
+    <w:p>
+      <w:r>
+        <w:br w:type="page"/>
+      </w:r>
+    </w:p>
+    <w:p>
+      <w:pPr>
+        <w:spacing w:before="120" w:after="120" w:line="240" w:lineRule="auto"/>
+        <w:jc w:val="center"/>
+      </w:pPr>
+      <w:r>
+        <w:rPr>
+          <w:rFonts w:ascii="Times New Roman" w:hAnsi="Times New Roman" w:cs="Times New Roman"/>
+          <w:b/>
+          <w:bCs/>
+          <w:sz w:val="28"/>
+          <w:szCs w:val="28"/>
+          <w:lang w:val="uz-Cyrl-UZ"/>
+        </w:rPr>
+        <w:t xml:space="preserve">2026-йил “____” __________даги</w:t>
+      </w:r>
+    </w:p>
+    <w:p>
+      <w:pPr>
+        <w:spacing w:before="120" w:after="120" w:line="240" w:lineRule="auto"/>
+        <w:jc w:val="center"/>
+      </w:pPr>
+      <w:r>
+        <w:rPr>
+          <w:rFonts w:ascii="Times New Roman" w:hAnsi="Times New Roman" w:cs="Times New Roman"/>
+          <w:b/>
+          <w:bCs/>
+          <w:sz w:val="28"/>
+          <w:szCs w:val="28"/>
+          <w:lang w:val="uz-Cyrl-UZ"/>
+        </w:rPr>
+        <w:t xml:space="preserve">ART-2026-A-14-сонли шартномага</w:t>
+      </w:r>
+    </w:p>
+    <w:p>
+      <w:pPr>
+        <w:spacing w:before="120" w:after="120" w:line="240" w:lineRule="auto"/>
+        <w:jc w:val="center"/>
+      </w:pPr>
+      <w:r>
+        <w:rPr>
+          <w:rFonts w:ascii="Times New Roman" w:hAnsi="Times New Roman" w:cs="Times New Roman"/>
+          <w:b/>
+          <w:bCs/>
+          <w:sz w:val="28"/>
+          <w:szCs w:val="28"/>
+          <w:lang w:val="uz-Cyrl-UZ"/>
+        </w:rPr>
+        <w:t xml:space="preserve">ИЛОВА</w:t>
+      </w:r>
+    </w:p>
+    <w:p/>
+    <w:p>
+      <w:pPr>
+        <w:spacing w:before="120" w:after="120" w:line="240" w:lineRule="auto"/>
+        <w:jc w:val="center"/>
+      </w:pPr>
+      <w:r>
+        <w:rPr>
+          <w:rFonts w:ascii="Times New Roman" w:hAnsi="Times New Roman" w:cs="Times New Roman"/>
+          <w:b/>
+          <w:bCs/>
+          <w:sz w:val="28"/>
+          <w:szCs w:val="28"/>
+          <w:lang w:val="uz-Cyrl-UZ"/>
+        </w:rPr>
+        <w:t xml:space="preserve">Йиғимнинг қолган 80% тўлаш</w:t>
+      </w:r>
+    </w:p>
+    <w:p>
+      <w:pPr>
+        <w:spacing w:before="120" w:after="120" w:line="240" w:lineRule="auto"/>
+        <w:jc w:val="center"/>
+      </w:pPr>
+      <w:r>
+        <w:rPr>
+          <w:rFonts w:ascii="Times New Roman" w:hAnsi="Times New Roman" w:cs="Times New Roman"/>
+          <w:b/>
+          <w:bCs/>
+          <w:sz w:val="28"/>
+          <w:szCs w:val="28"/>
+          <w:lang w:val="uz-Cyrl-UZ"/>
+        </w:rPr>
+        <w:t xml:space="preserve">РЕЖА ЖАДВАЛИ</w:t>
+      </w:r>
+    </w:p>
+    <w:tbl>
+      <w:tblPr>
+        <w:tblW w:w="9000" w:type="dxa"/>
+        <w:tblBorders>
+          <w:top w:val="single" w:sz="6"/>
+          <w:left w:val="single" w:sz="6"/>
+          <w:bottom w:val="single" w:sz="6"/>
+          <w:right w:val="single" w:sz="6"/>
+          <w:insideH w:val="single" w:sz="6"/>
+          <w:insideV w:val="single" w:sz="6"/>
+        </w:tblBorders>
+      </w:tblPr>
+      <w:tblGrid>
+        <w:gridCol w:w="850"/>
+        <w:gridCol w:w="2100"/>
+        <w:gridCol w:w="6050"/>
+      </w:tblGrid>
+      <w:tr>
+        <w:tc>
+          <w:tcPr>
+            <w:tcW w:w="850" w:type="dxa"/>
+            <w:vAlign w:val="center"/>
+          </w:tcPr>
+          <w:p>
+            <w:pPr>
+              <w:spacing w:before="120" w:after="120" w:line="240" w:lineRule="auto"/>
+              <w:jc w:val="center"/>
+            </w:pPr>
+            <w:r>
+              <w:rPr>
+                <w:rFonts w:ascii="Times New Roman" w:hAnsi="Times New Roman" w:cs="Times New Roman"/>
+                <w:b/>
+                <w:bCs/>
+                <w:sz w:val="28"/>
+                <w:szCs w:val="28"/>
+                <w:lang w:val="uz-Cyrl-UZ"/>
+              </w:rPr>
+              <w:t xml:space="preserve">1.</w:t>
+            </w:r>
+          </w:p>
+        </w:tc>
+        <w:tc>
+          <w:tcPr>
+            <w:tcW w:w="2100" w:type="dxa"/>
+            <w:vAlign w:val="center"/>
+          </w:tcPr>
+          <w:p>
+            <w:pPr>
+              <w:spacing w:before="120" w:after="120" w:line="240" w:lineRule="auto"/>
+              <w:jc w:val="center"/>
+            </w:pPr>
+            <w:r>
+              <w:rPr>
+                <w:rFonts w:ascii="Times New Roman" w:hAnsi="Times New Roman" w:cs="Times New Roman"/>
+                <w:b/>
+                <w:bCs/>
+                <w:sz w:val="28"/>
+                <w:szCs w:val="28"/>
+                <w:lang w:val="uz-Cyrl-UZ"/>
+              </w:rPr>
+              <w:t xml:space="preserve">20.08.2026</w:t>
+            </w:r>
+          </w:p>
+        </w:tc>
+        <w:tc>
+          <w:tcPr>
+            <w:tcW w:w="6050" w:type="dxa"/>
+            <w:vAlign w:val="center"/>
+          </w:tcPr>
+          <w:p>
+            <w:pPr>
+              <w:spacing w:before="120" w:after="120" w:line="240" w:lineRule="auto"/>
+              <w:jc w:val="center"/>
+            </w:pPr>
+            <w:r>
+              <w:rPr>
+                <w:rFonts w:ascii="Times New Roman" w:hAnsi="Times New Roman" w:cs="Times New Roman"/>
+                <w:b/>
+                <w:bCs/>
+                <w:sz w:val="28"/>
+                <w:szCs w:val="28"/>
+                <w:lang w:val="uz-Cyrl-UZ"/>
+              </w:rPr>
+              <w:t xml:space="preserve">3 888 000.00 сўм</w:t>
+            </w:r>
+          </w:p>
+        </w:tc>
+      </w:tr>
+      <w:tr>
+        <w:tc>
+          <w:tcPr>
+            <w:tcW w:w="850" w:type="dxa"/>
+            <w:vAlign w:val="center"/>
+          </w:tcPr>
+          <w:p>
+            <w:pPr>
+              <w:spacing w:before="120" w:after="120" w:line="240" w:lineRule="auto"/>
+              <w:jc w:val="center"/>
+            </w:pPr>
+            <w:r>
+              <w:rPr>
+                <w:rFonts w:ascii="Times New Roman" w:hAnsi="Times New Roman" w:cs="Times New Roman"/>
+                <w:b/>
+                <w:bCs/>
+                <w:sz w:val="28"/>
+                <w:szCs w:val="28"/>
+                <w:lang w:val="uz-Cyrl-UZ"/>
+              </w:rPr>
+              <w:t xml:space="preserve">2.</w:t>
+            </w:r>
+          </w:p>
+        </w:tc>
+        <w:tc>
+          <w:tcPr>
+            <w:tcW w:w="2100" w:type="dxa"/>
+            <w:vAlign w:val="center"/>
+          </w:tcPr>
+          <w:p>
+            <w:pPr>
+              <w:spacing w:before="120" w:after="120" w:line="240" w:lineRule="auto"/>
+              <w:jc w:val="center"/>
+            </w:pPr>
+            <w:r>
+              <w:rPr>
+                <w:rFonts w:ascii="Times New Roman" w:hAnsi="Times New Roman" w:cs="Times New Roman"/>
+                <w:b/>
+                <w:bCs/>
+                <w:sz w:val="28"/>
+                <w:szCs w:val="28"/>
+                <w:lang w:val="uz-Cyrl-UZ"/>
+              </w:rPr>
+              <w:t xml:space="preserve">20.11.2026</w:t>
+            </w:r>
+          </w:p>
+        </w:tc>
+        <w:tc>
+          <w:tcPr>
+            <w:tcW w:w="6050" w:type="dxa"/>
+            <w:vAlign w:val="center"/>
+          </w:tcPr>
+          <w:p>
+            <w:pPr>
+              <w:spacing w:before="120" w:after="120" w:line="240" w:lineRule="auto"/>
+              <w:jc w:val="center"/>
+            </w:pPr>
+            <w:r>
+              <w:rPr>
+                <w:rFonts w:ascii="Times New Roman" w:hAnsi="Times New Roman" w:cs="Times New Roman"/>
+                <w:b/>
+                <w:bCs/>
+                <w:sz w:val="28"/>
+                <w:szCs w:val="28"/>
+                <w:lang w:val="uz-Cyrl-UZ"/>
+              </w:rPr>
+              <w:t xml:space="preserve">3 888 000.00 сўм</w:t>
+            </w:r>
+          </w:p>
+        </w:tc>
+      </w:tr>
+      <w:tr>
+        <w:tc>
+          <w:tcPr>
+            <w:tcW w:w="850" w:type="dxa"/>
+            <w:vAlign w:val="center"/>
+          </w:tcPr>
+          <w:p>
+            <w:pPr>
+              <w:spacing w:before="120" w:after="120" w:line="240" w:lineRule="auto"/>
+              <w:jc w:val="center"/>
+            </w:pPr>
+            <w:r>
+              <w:rPr>
+                <w:rFonts w:ascii="Times New Roman" w:hAnsi="Times New Roman" w:cs="Times New Roman"/>
+                <w:b/>
+                <w:bCs/>
+                <w:sz w:val="28"/>
+                <w:szCs w:val="28"/>
+                <w:lang w:val="uz-Cyrl-UZ"/>
+              </w:rPr>
+              <w:t xml:space="preserve">3.</w:t>
+            </w:r>
+          </w:p>
+        </w:tc>
+        <w:tc>
+          <w:tcPr>
+            <w:tcW w:w="2100" w:type="dxa"/>
+            <w:vAlign w:val="center"/>
+          </w:tcPr>
+          <w:p>
+            <w:pPr>
+              <w:spacing w:before="120" w:after="120" w:line="240" w:lineRule="auto"/>
+              <w:jc w:val="center"/>
+            </w:pPr>
+            <w:r>
+              <w:rPr>
+                <w:rFonts w:ascii="Times New Roman" w:hAnsi="Times New Roman" w:cs="Times New Roman"/>
+                <w:b/>
+                <w:bCs/>
+                <w:sz w:val="28"/>
+                <w:szCs w:val="28"/>
+                <w:lang w:val="uz-Cyrl-UZ"/>
+              </w:rPr>
+              <w:t xml:space="preserve">20.02.2027</w:t>
+            </w:r>
+          </w:p>
+        </w:tc>
+        <w:tc>
+          <w:tcPr>
+            <w:tcW w:w="6050" w:type="dxa"/>
+            <w:vAlign w:val="center"/>
+          </w:tcPr>
+          <w:p>
+            <w:pPr>
+              <w:spacing w:before="120" w:after="120" w:line="240" w:lineRule="auto"/>
+              <w:jc w:val="center"/>
+            </w:pPr>
+            <w:r>
+              <w:rPr>
+                <w:rFonts w:ascii="Times New Roman" w:hAnsi="Times New Roman" w:cs="Times New Roman"/>
+                <w:b/>
+                <w:bCs/>
+                <w:sz w:val="28"/>
+                <w:szCs w:val="28"/>
+                <w:lang w:val="uz-Cyrl-UZ"/>
+              </w:rPr>
+              <w:t xml:space="preserve">3 888 000.00 сўм</w:t>
+            </w:r>
+          </w:p>
+        </w:tc>
+      </w:tr>
+      <w:tr>
+        <w:tc>
+          <w:tcPr>
+            <w:tcW w:w="850" w:type="dxa"/>
+            <w:vAlign w:val="center"/>
+          </w:tcPr>
+          <w:p>
+            <w:pPr>
+              <w:spacing w:before="120" w:after="120" w:line="240" w:lineRule="auto"/>
+              <w:jc w:val="center"/>
+            </w:pPr>
+            <w:r>
+              <w:rPr>
+                <w:rFonts w:ascii="Times New Roman" w:hAnsi="Times New Roman" w:cs="Times New Roman"/>
+                <w:b/>
+                <w:bCs/>
+                <w:sz w:val="28"/>
+                <w:szCs w:val="28"/>
+                <w:lang w:val="uz-Cyrl-UZ"/>
+              </w:rPr>
+              <w:t xml:space="preserve">4.</w:t>
+            </w:r>
+          </w:p>
+        </w:tc>
+        <w:tc>
+          <w:tcPr>
+            <w:tcW w:w="2100" w:type="dxa"/>
+            <w:vAlign w:val="center"/>
+          </w:tcPr>
+          <w:p>
+            <w:pPr>
+              <w:spacing w:before="120" w:after="120" w:line="240" w:lineRule="auto"/>
+              <w:jc w:val="center"/>
+            </w:pPr>
+            <w:r>
+              <w:rPr>
+                <w:rFonts w:ascii="Times New Roman" w:hAnsi="Times New Roman" w:cs="Times New Roman"/>
+                <w:b/>
+                <w:bCs/>
+                <w:sz w:val="28"/>
+                <w:szCs w:val="28"/>
+                <w:lang w:val="uz-Cyrl-UZ"/>
+              </w:rPr>
+              <w:t xml:space="preserve">20.05.2027</w:t>
+            </w:r>
+          </w:p>
+        </w:tc>
+        <w:tc>
+          <w:tcPr>
+            <w:tcW w:w="6050" w:type="dxa"/>
+            <w:vAlign w:val="center"/>
+          </w:tcPr>
+          <w:p>
+            <w:pPr>
+              <w:spacing w:before="120" w:after="120" w:line="240" w:lineRule="auto"/>
+              <w:jc w:val="center"/>
+            </w:pPr>
+            <w:r>
+              <w:rPr>
+                <w:rFonts w:ascii="Times New Roman" w:hAnsi="Times New Roman" w:cs="Times New Roman"/>
+                <w:b/>
+                <w:bCs/>
+                <w:sz w:val="28"/>
+                <w:szCs w:val="28"/>
+                <w:lang w:val="uz-Cyrl-UZ"/>
+              </w:rPr>
+              <w:t xml:space="preserve">3 888 000.00 сўм</w:t>
+            </w:r>
+          </w:p>
+        </w:tc>
+      </w:tr>
+      <w:tr>
+        <w:tc>
+          <w:tcPr>
+            <w:tcW w:w="850" w:type="dxa"/>
+            <w:vAlign w:val="center"/>
+          </w:tcPr>
+          <w:p>
+            <w:pPr>
+              <w:spacing w:before="120" w:after="120" w:line="240" w:lineRule="auto"/>
+              <w:jc w:val="center"/>
+            </w:pPr>
+            <w:r>
+              <w:rPr>
+                <w:rFonts w:ascii="Times New Roman" w:hAnsi="Times New Roman" w:cs="Times New Roman"/>
+                <w:sz w:val="28"/>
+                <w:szCs w:val="28"/>
+                <w:lang w:val="uz-Cyrl-UZ"/>
+              </w:rPr>
+              <w:t xml:space="preserve"/>
+            </w:r>
+          </w:p>
+        </w:tc>
+        <w:tc>
+          <w:tcPr>
+            <w:tcW w:w="2100" w:type="dxa"/>
+            <w:vAlign w:val="center"/>
+          </w:tcPr>
+          <w:p>
+            <w:pPr>
+              <w:spacing w:before="120" w:after="120" w:line="240" w:lineRule="auto"/>
+              <w:jc w:val="center"/>
+            </w:pPr>
+            <w:r>
+              <w:rPr>
+                <w:rFonts w:ascii="Times New Roman" w:hAnsi="Times New Roman" w:cs="Times New Roman"/>
+                <w:b/>
+                <w:bCs/>
+                <w:sz w:val="28"/>
+                <w:szCs w:val="28"/>
+                <w:lang w:val="uz-Cyrl-UZ"/>
+              </w:rPr>
+              <w:t xml:space="preserve">Жами:</w:t>
+            </w:r>
+          </w:p>
+        </w:tc>
+        <w:tc>
+          <w:tcPr>
+            <w:tcW w:w="6050" w:type="dxa"/>
+            <w:vAlign w:val="center"/>
+          </w:tcPr>
+          <w:p>
+            <w:pPr>
+              <w:spacing w:before="120" w:after="120" w:line="240" w:lineRule="auto"/>
+              <w:jc w:val="center"/>
+            </w:pPr>
+            <w:r>
+              <w:rPr>
+                <w:rFonts w:ascii="Times New Roman" w:hAnsi="Times New Roman" w:cs="Times New Roman"/>
+                <w:b/>
+                <w:bCs/>
+                <w:sz w:val="28"/>
+                <w:szCs w:val="28"/>
+                <w:lang w:val="uz-Cyrl-UZ"/>
+              </w:rPr>
+              <w:t xml:space="preserve">15 552 000.00 сўм</w:t>
+            </w:r>
+          </w:p>
+        </w:tc>
+      </w:tr>
+    </w:tbl>
+    <w:p/>
+    <w:p/>
+    <w:tbl>
+      <w:tblPr>
+        <w:tblW w:w="9000" w:type="dxa"/>
+        <w:tblBorders>
+          <w:top w:val="single" w:sz="6"/>
+          <w:left w:val="single" w:sz="6"/>
+          <w:bottom w:val="single" w:sz="6"/>
+          <w:right w:val="single" w:sz="6"/>
+          <w:insideH w:val="single" w:sz="6"/>
+          <w:insideV w:val="single" w:sz="6"/>
+        </w:tblBorders>
+      </w:tblPr>
+      <w:tr>
+        <w:tc>
+          <w:tcPr>
+            <w:tcW w:w="4500" w:type="dxa"/>
+            <w:tcMar>
+              <w:top w:w="120" w:type="dxa"/>
+              <w:bottom w:w="120" w:type="dxa"/>
+            </w:tcMar>
+          </w:tcPr>
+          <w:p>
+            <w:pPr>
+              <w:spacing w:before="120" w:after="120" w:line="240" w:lineRule="auto"/>
+              <w:jc w:val="center"/>
+            </w:pPr>
+            <w:r>
+              <w:rPr>
+                <w:rFonts w:ascii="Times New Roman" w:hAnsi="Times New Roman" w:cs="Times New Roman"/>
+                <w:b/>
+                <w:bCs/>
+                <w:sz w:val="28"/>
+                <w:szCs w:val="28"/>
+                <w:lang w:val="uz-Cyrl-UZ"/>
+              </w:rPr>
+              <w:t xml:space="preserve">КОМПАНИЯ</w:t>
+            </w:r>
+          </w:p>
+          <w:p>
+            <w:pPr>
+              <w:spacing w:before="120" w:after="120" w:line="240" w:lineRule="auto"/>
+              <w:jc w:val="center"/>
+            </w:pPr>
+            <w:r>
+              <w:rPr>
+                <w:rFonts w:ascii="Times New Roman" w:hAnsi="Times New Roman" w:cs="Times New Roman"/>
+                <w:sz w:val="28"/>
+                <w:szCs w:val="28"/>
+                <w:lang w:val="uz-Cyrl-UZ"/>
+              </w:rPr>
+              <w:t xml:space="preserve"> </w:t>
+            </w:r>
+          </w:p>
+          <w:p>
+            <w:pPr>
+              <w:spacing w:before="120" w:after="120" w:line="240" w:lineRule="auto"/>
+              <w:jc w:val="center"/>
+            </w:pPr>
+            <w:r>
+              <w:rPr>
+                <w:rFonts w:ascii="Times New Roman" w:hAnsi="Times New Roman" w:cs="Times New Roman"/>
+                <w:sz w:val="28"/>
+                <w:szCs w:val="28"/>
+                <w:lang w:val="uz-Cyrl-UZ"/>
+              </w:rPr>
+              <w:t xml:space="preserve"> </w:t>
+            </w:r>
+          </w:p>
+          <w:p>
+            <w:pPr>
+              <w:spacing w:before="120" w:after="120" w:line="240" w:lineRule="auto"/>
+              <w:jc w:val="center"/>
+            </w:pPr>
+            <w:r>
+              <w:rPr>
+                <w:rFonts w:ascii="Times New Roman" w:hAnsi="Times New Roman" w:cs="Times New Roman"/>
+                <w:sz w:val="28"/>
+                <w:szCs w:val="28"/>
+                <w:lang w:val="uz-Cyrl-UZ"/>
+              </w:rPr>
+              <w:t xml:space="preserve">____________________________</w:t>
+            </w:r>
+          </w:p>
+          <w:p>
+            <w:pPr>
+              <w:spacing w:before="120" w:after="120" w:line="240" w:lineRule="auto"/>
+              <w:jc w:val="center"/>
+            </w:pPr>
+            <w:r>
+              <w:rPr>
+                <w:rFonts w:ascii="Times New Roman" w:hAnsi="Times New Roman" w:cs="Times New Roman"/>
+                <w:b/>
+                <w:bCs/>
+                <w:sz w:val="28"/>
+                <w:szCs w:val="28"/>
+                <w:lang w:val="uz-Cyrl-UZ"/>
+              </w:rPr>
+              <w:t xml:space="preserve">Б. А. Шакиров</w:t>
+            </w:r>
+          </w:p>
+        </w:tc>
+        <w:tc>
+          <w:tcPr>
+            <w:tcW w:w="4500" w:type="dxa"/>
+            <w:tcMar>
+              <w:top w:w="120" w:type="dxa"/>
+              <w:bottom w:w="120" w:type="dxa"/>
+            </w:tcMar>
+          </w:tcPr>
+          <w:p>
+            <w:pPr>
+              <w:spacing w:before="120" w:after="120" w:line="240" w:lineRule="auto"/>
+              <w:jc w:val="center"/>
+            </w:pPr>
+            <w:r>
+              <w:rPr>
+                <w:rFonts w:ascii="Times New Roman" w:hAnsi="Times New Roman" w:cs="Times New Roman"/>
+                <w:b/>
+                <w:bCs/>
+                <w:sz w:val="28"/>
+                <w:szCs w:val="28"/>
+                <w:lang w:val="uz-Cyrl-UZ"/>
+              </w:rPr>
+              <w:t xml:space="preserve">ИНВЕСТОР</w:t>
+            </w:r>
+          </w:p>
+          <w:p>
+            <w:pPr>
+              <w:spacing w:before="120" w:after="120" w:line="240" w:lineRule="auto"/>
+              <w:jc w:val="center"/>
+            </w:pPr>
+            <w:r>
+              <w:rPr>
+                <w:rFonts w:ascii="Times New Roman" w:hAnsi="Times New Roman" w:cs="Times New Roman"/>
+                <w:sz w:val="28"/>
+                <w:szCs w:val="28"/>
+                <w:lang w:val="uz-Cyrl-UZ"/>
+              </w:rPr>
+              <w:t xml:space="preserve"> </w:t>
+            </w:r>
+          </w:p>
+          <w:p>
+            <w:pPr>
+              <w:spacing w:before="120" w:after="120" w:line="240" w:lineRule="auto"/>
+              <w:jc w:val="center"/>
+            </w:pPr>
+            <w:r>
+              <w:rPr>
+                <w:rFonts w:ascii="Times New Roman" w:hAnsi="Times New Roman" w:cs="Times New Roman"/>
+                <w:sz w:val="28"/>
+                <w:szCs w:val="28"/>
+                <w:lang w:val="uz-Cyrl-UZ"/>
+              </w:rPr>
+              <w:t xml:space="preserve"> </w:t>
+            </w:r>
+          </w:p>
+          <w:p>
+            <w:pPr>
+              <w:spacing w:before="120" w:after="120" w:line="240" w:lineRule="auto"/>
+              <w:jc w:val="center"/>
+            </w:pPr>
+            <w:r>
+              <w:rPr>
+                <w:rFonts w:ascii="Times New Roman" w:hAnsi="Times New Roman" w:cs="Times New Roman"/>
+                <w:sz w:val="28"/>
+                <w:szCs w:val="28"/>
+                <w:lang w:val="uz-Cyrl-UZ"/>
+              </w:rPr>
+              <w:t xml:space="preserve">____________________________</w:t>
+            </w:r>
+          </w:p>
+          <w:p>
+            <w:pPr>
+              <w:spacing w:before="120" w:after="120" w:line="240" w:lineRule="auto"/>
+              <w:jc w:val="center"/>
+            </w:pPr>
+            <w:r>
+              <w:rPr>
+                <w:rFonts w:ascii="Times New Roman" w:hAnsi="Times New Roman" w:cs="Times New Roman"/>
+                <w:b/>
+                <w:bCs/>
+                <w:sz w:val="28"/>
+                <w:szCs w:val="28"/>
+                <w:lang w:val="uz-Cyrl-UZ"/>
+              </w:rPr>
+              <w:t xml:space="preserve">Қодирова Зухра</w:t>
             </w:r>
           </w:p>
         </w:tc>

--- a/public/uploads/contracts/draft-14.docx
+++ b/public/uploads/contracts/draft-14.docx
@@ -1162,7 +1162,93 @@
                 <w:szCs w:val="28"/>
                 <w:lang w:val="uz-Cyrl-UZ"/>
               </w:rPr>
-              <w:t xml:space="preserve">Имзо: ____________  М.Ў.</w:t>
+              <w:t xml:space="preserve">Имзо:</w:t>
+            </w:r>
+          </w:p>
+          <w:p>
+            <w:pPr>
+              <w:jc w:val="center"/>
+              <w:spacing w:after="0"/>
+            </w:pPr>
+            <w:r>
+              <w:drawing>
+                <wp:inline distT="0" distB="0" distL="0" distR="0">
+                  <wp:extent cx="760000" cy="760000"/>
+                  <wp:effectExtent l="0" t="0" r="0" b="0"/>
+                  <wp:docPr id="1" name="QR1"/>
+                  <wp:cNvGraphicFramePr/>
+                  <a:graphic xmlns:a="http://schemas.openxmlformats.org/drawingml/2006/main">
+                    <a:graphicData uri="http://schemas.openxmlformats.org/drawingml/2006/picture">
+                      <pic:pic xmlns:pic="http://schemas.openxmlformats.org/drawingml/2006/picture">
+                        <pic:nvPicPr>
+                          <pic:cNvPr id="1" name="QR1"/>
+                          <pic:cNvPicPr/>
+                        </pic:nvPicPr>
+                        <pic:blipFill>
+                          <a:blip r:embed="rIdImg1"/>
+                          <a:stretch>
+                            <a:fillRect/>
+                          </a:stretch>
+                        </pic:blipFill>
+                        <pic:spPr>
+                          <a:xfrm>
+                            <a:off x="0" y="0"/>
+                            <a:ext cx="760000" cy="760000"/>
+                          </a:xfrm>
+                          <a:prstGeom prst="rect">
+                            <a:avLst/>
+                          </a:prstGeom>
+                        </pic:spPr>
+                      </pic:pic>
+                    </a:graphicData>
+                  </a:graphic>
+                </wp:inline>
+              </w:drawing>
+            </w:r>
+          </w:p>
+          <w:p>
+            <w:pPr>
+              <w:jc w:val="center"/>
+              <w:spacing w:after="20"/>
+            </w:pPr>
+            <w:r>
+              <w:rPr>
+                <w:rFonts w:ascii="Times New Roman" w:hAnsi="Times New Roman" w:cs="Times New Roman"/>
+                <w:sz w:val="28"/>
+                <w:szCs w:val="28"/>
+                <w:lang w:val="uz-Cyrl-UZ"/>
+              </w:rPr>
+              <w:t xml:space="preserve">Е-ИМЗО: Ш. Каримов</w:t>
+            </w:r>
+          </w:p>
+          <w:p>
+            <w:pPr>
+              <w:jc w:val="center"/>
+              <w:spacing w:after="20"/>
+            </w:pPr>
+            <w:r>
+              <w:rPr>
+                <w:rFonts w:ascii="Times New Roman" w:hAnsi="Times New Roman" w:cs="Times New Roman"/>
+                <w:sz w:val="28"/>
+                <w:szCs w:val="28"/>
+                <w:lang w:val="uz-Cyrl-UZ"/>
+              </w:rPr>
+              <w:t xml:space="preserve">Бошқарув раиси</w:t>
+            </w:r>
+          </w:p>
+          <w:p>
+            <w:pPr>
+              <w:jc w:val="center"/>
+              <w:spacing w:after="20"/>
+            </w:pPr>
+            <w:r>
+              <w:rPr>
+                <w:rFonts w:ascii="Times New Roman" w:hAnsi="Times New Roman" w:cs="Times New Roman"/>
+                <w:sz w:val="28"/>
+                <w:szCs w:val="28"/>
+                <w:lang w:val="uz-Cyrl-UZ"/>
+              </w:rPr>
+              <w:t xml:space="preserve">14-сон, 2026-йил 1-июл</w:t>
             </w:r>
           </w:p>
         </w:tc>
@@ -1335,7 +1421,7 @@
           <w:szCs w:val="28"/>
           <w:lang w:val="uz-Cyrl-UZ"/>
         </w:rPr>
-        <w:t xml:space="preserve">ART-2026-A-14-сонли шартномага</w:t>
+        <w:t xml:space="preserve">А-26-ZVUGO-сонли шартномага</w:t>
       </w:r>
     </w:p>
     <w:p>
@@ -1370,7 +1456,7 @@
           <w:szCs w:val="28"/>
           <w:lang w:val="uz-Cyrl-UZ"/>
         </w:rPr>
-        <w:t xml:space="preserve">Йиғимнинг қолган 80% тўлаш</w:t>
+        <w:t xml:space="preserve">Шартноманинг бир йиллик тўлов</w:t>
       </w:r>
     </w:p>
     <w:p>
@@ -1473,7 +1559,7 @@
                 <w:szCs w:val="28"/>
                 <w:lang w:val="uz-Cyrl-UZ"/>
               </w:rPr>
-              <w:t xml:space="preserve">3 888 000.00 сўм</w:t>
+              <w:t xml:space="preserve">1 620 000.00 сўм</w:t>
             </w:r>
           </w:p>
         </w:tc>
@@ -1521,7 +1607,7 @@
                 <w:szCs w:val="28"/>
                 <w:lang w:val="uz-Cyrl-UZ"/>
               </w:rPr>
-              <w:t xml:space="preserve">20.11.2026</w:t>
+              <w:t xml:space="preserve">20.09.2026</w:t>
             </w:r>
           </w:p>
         </w:tc>
@@ -1544,7 +1630,7 @@
                 <w:szCs w:val="28"/>
                 <w:lang w:val="uz-Cyrl-UZ"/>
               </w:rPr>
-              <w:t xml:space="preserve">3 888 000.00 сўм</w:t>
+              <w:t xml:space="preserve">1 620 000.00 сўм</w:t>
             </w:r>
           </w:p>
         </w:tc>
@@ -1592,7 +1678,7 @@
                 <w:szCs w:val="28"/>
                 <w:lang w:val="uz-Cyrl-UZ"/>
               </w:rPr>
-              <w:t xml:space="preserve">20.02.2027</w:t>
+              <w:t xml:space="preserve">20.10.2026</w:t>
             </w:r>
           </w:p>
         </w:tc>
@@ -1615,7 +1701,7 @@
                 <w:szCs w:val="28"/>
                 <w:lang w:val="uz-Cyrl-UZ"/>
               </w:rPr>
-              <w:t xml:space="preserve">3 888 000.00 сўм</w:t>
+              <w:t xml:space="preserve">1 620 000.00 сўм</w:t>
             </w:r>
           </w:p>
         </w:tc>
@@ -1663,7 +1749,7 @@
                 <w:szCs w:val="28"/>
                 <w:lang w:val="uz-Cyrl-UZ"/>
               </w:rPr>
-              <w:t xml:space="preserve">20.05.2027</w:t>
+              <w:t xml:space="preserve">20.11.2026</w:t>
             </w:r>
           </w:p>
         </w:tc>
@@ -1686,7 +1772,7 @@
                 <w:szCs w:val="28"/>
                 <w:lang w:val="uz-Cyrl-UZ"/>
               </w:rPr>
-              <w:t xml:space="preserve">3 888 000.00 сўм</w:t>
+              <w:t xml:space="preserve">1 620 000.00 сўм</w:t>
             </w:r>
           </w:p>
         </w:tc>
@@ -1705,6 +1791,574 @@
             <w:r>
               <w:rPr>
                 <w:rFonts w:ascii="Times New Roman" w:hAnsi="Times New Roman" w:cs="Times New Roman"/>
+                <w:b/>
+                <w:bCs/>
+                <w:sz w:val="28"/>
+                <w:szCs w:val="28"/>
+                <w:lang w:val="uz-Cyrl-UZ"/>
+              </w:rPr>
+              <w:t xml:space="preserve">5.</w:t>
+            </w:r>
+          </w:p>
+        </w:tc>
+        <w:tc>
+          <w:tcPr>
+            <w:tcW w:w="2100" w:type="dxa"/>
+            <w:vAlign w:val="center"/>
+          </w:tcPr>
+          <w:p>
+            <w:pPr>
+              <w:spacing w:before="120" w:after="120" w:line="240" w:lineRule="auto"/>
+              <w:jc w:val="center"/>
+            </w:pPr>
+            <w:r>
+              <w:rPr>
+                <w:rFonts w:ascii="Times New Roman" w:hAnsi="Times New Roman" w:cs="Times New Roman"/>
+                <w:b/>
+                <w:bCs/>
+                <w:sz w:val="28"/>
+                <w:szCs w:val="28"/>
+                <w:lang w:val="uz-Cyrl-UZ"/>
+              </w:rPr>
+              <w:t xml:space="preserve">20.12.2026</w:t>
+            </w:r>
+          </w:p>
+        </w:tc>
+        <w:tc>
+          <w:tcPr>
+            <w:tcW w:w="6050" w:type="dxa"/>
+            <w:vAlign w:val="center"/>
+          </w:tcPr>
+          <w:p>
+            <w:pPr>
+              <w:spacing w:before="120" w:after="120" w:line="240" w:lineRule="auto"/>
+              <w:jc w:val="center"/>
+            </w:pPr>
+            <w:r>
+              <w:rPr>
+                <w:rFonts w:ascii="Times New Roman" w:hAnsi="Times New Roman" w:cs="Times New Roman"/>
+                <w:b/>
+                <w:bCs/>
+                <w:sz w:val="28"/>
+                <w:szCs w:val="28"/>
+                <w:lang w:val="uz-Cyrl-UZ"/>
+              </w:rPr>
+              <w:t xml:space="preserve">1 620 000.00 сўм</w:t>
+            </w:r>
+          </w:p>
+        </w:tc>
+      </w:tr>
+      <w:tr>
+        <w:tc>
+          <w:tcPr>
+            <w:tcW w:w="850" w:type="dxa"/>
+            <w:vAlign w:val="center"/>
+          </w:tcPr>
+          <w:p>
+            <w:pPr>
+              <w:spacing w:before="120" w:after="120" w:line="240" w:lineRule="auto"/>
+              <w:jc w:val="center"/>
+            </w:pPr>
+            <w:r>
+              <w:rPr>
+                <w:rFonts w:ascii="Times New Roman" w:hAnsi="Times New Roman" w:cs="Times New Roman"/>
+                <w:b/>
+                <w:bCs/>
+                <w:sz w:val="28"/>
+                <w:szCs w:val="28"/>
+                <w:lang w:val="uz-Cyrl-UZ"/>
+              </w:rPr>
+              <w:t xml:space="preserve">6.</w:t>
+            </w:r>
+          </w:p>
+        </w:tc>
+        <w:tc>
+          <w:tcPr>
+            <w:tcW w:w="2100" w:type="dxa"/>
+            <w:vAlign w:val="center"/>
+          </w:tcPr>
+          <w:p>
+            <w:pPr>
+              <w:spacing w:before="120" w:after="120" w:line="240" w:lineRule="auto"/>
+              <w:jc w:val="center"/>
+            </w:pPr>
+            <w:r>
+              <w:rPr>
+                <w:rFonts w:ascii="Times New Roman" w:hAnsi="Times New Roman" w:cs="Times New Roman"/>
+                <w:b/>
+                <w:bCs/>
+                <w:sz w:val="28"/>
+                <w:szCs w:val="28"/>
+                <w:lang w:val="uz-Cyrl-UZ"/>
+              </w:rPr>
+              <w:t xml:space="preserve">20.01.2027</w:t>
+            </w:r>
+          </w:p>
+        </w:tc>
+        <w:tc>
+          <w:tcPr>
+            <w:tcW w:w="6050" w:type="dxa"/>
+            <w:vAlign w:val="center"/>
+          </w:tcPr>
+          <w:p>
+            <w:pPr>
+              <w:spacing w:before="120" w:after="120" w:line="240" w:lineRule="auto"/>
+              <w:jc w:val="center"/>
+            </w:pPr>
+            <w:r>
+              <w:rPr>
+                <w:rFonts w:ascii="Times New Roman" w:hAnsi="Times New Roman" w:cs="Times New Roman"/>
+                <w:b/>
+                <w:bCs/>
+                <w:sz w:val="28"/>
+                <w:szCs w:val="28"/>
+                <w:lang w:val="uz-Cyrl-UZ"/>
+              </w:rPr>
+              <w:t xml:space="preserve">1 620 000.00 сўм</w:t>
+            </w:r>
+          </w:p>
+        </w:tc>
+      </w:tr>
+      <w:tr>
+        <w:tc>
+          <w:tcPr>
+            <w:tcW w:w="850" w:type="dxa"/>
+            <w:vAlign w:val="center"/>
+          </w:tcPr>
+          <w:p>
+            <w:pPr>
+              <w:spacing w:before="120" w:after="120" w:line="240" w:lineRule="auto"/>
+              <w:jc w:val="center"/>
+            </w:pPr>
+            <w:r>
+              <w:rPr>
+                <w:rFonts w:ascii="Times New Roman" w:hAnsi="Times New Roman" w:cs="Times New Roman"/>
+                <w:b/>
+                <w:bCs/>
+                <w:sz w:val="28"/>
+                <w:szCs w:val="28"/>
+                <w:lang w:val="uz-Cyrl-UZ"/>
+              </w:rPr>
+              <w:t xml:space="preserve">7.</w:t>
+            </w:r>
+          </w:p>
+        </w:tc>
+        <w:tc>
+          <w:tcPr>
+            <w:tcW w:w="2100" w:type="dxa"/>
+            <w:vAlign w:val="center"/>
+          </w:tcPr>
+          <w:p>
+            <w:pPr>
+              <w:spacing w:before="120" w:after="120" w:line="240" w:lineRule="auto"/>
+              <w:jc w:val="center"/>
+            </w:pPr>
+            <w:r>
+              <w:rPr>
+                <w:rFonts w:ascii="Times New Roman" w:hAnsi="Times New Roman" w:cs="Times New Roman"/>
+                <w:b/>
+                <w:bCs/>
+                <w:sz w:val="28"/>
+                <w:szCs w:val="28"/>
+                <w:lang w:val="uz-Cyrl-UZ"/>
+              </w:rPr>
+              <w:t xml:space="preserve">20.02.2027</w:t>
+            </w:r>
+          </w:p>
+        </w:tc>
+        <w:tc>
+          <w:tcPr>
+            <w:tcW w:w="6050" w:type="dxa"/>
+            <w:vAlign w:val="center"/>
+          </w:tcPr>
+          <w:p>
+            <w:pPr>
+              <w:spacing w:before="120" w:after="120" w:line="240" w:lineRule="auto"/>
+              <w:jc w:val="center"/>
+            </w:pPr>
+            <w:r>
+              <w:rPr>
+                <w:rFonts w:ascii="Times New Roman" w:hAnsi="Times New Roman" w:cs="Times New Roman"/>
+                <w:b/>
+                <w:bCs/>
+                <w:sz w:val="28"/>
+                <w:szCs w:val="28"/>
+                <w:lang w:val="uz-Cyrl-UZ"/>
+              </w:rPr>
+              <w:t xml:space="preserve">1 620 000.00 сўм</w:t>
+            </w:r>
+          </w:p>
+        </w:tc>
+      </w:tr>
+      <w:tr>
+        <w:tc>
+          <w:tcPr>
+            <w:tcW w:w="850" w:type="dxa"/>
+            <w:vAlign w:val="center"/>
+          </w:tcPr>
+          <w:p>
+            <w:pPr>
+              <w:spacing w:before="120" w:after="120" w:line="240" w:lineRule="auto"/>
+              <w:jc w:val="center"/>
+            </w:pPr>
+            <w:r>
+              <w:rPr>
+                <w:rFonts w:ascii="Times New Roman" w:hAnsi="Times New Roman" w:cs="Times New Roman"/>
+                <w:b/>
+                <w:bCs/>
+                <w:sz w:val="28"/>
+                <w:szCs w:val="28"/>
+                <w:lang w:val="uz-Cyrl-UZ"/>
+              </w:rPr>
+              <w:t xml:space="preserve">8.</w:t>
+            </w:r>
+          </w:p>
+        </w:tc>
+        <w:tc>
+          <w:tcPr>
+            <w:tcW w:w="2100" w:type="dxa"/>
+            <w:vAlign w:val="center"/>
+          </w:tcPr>
+          <w:p>
+            <w:pPr>
+              <w:spacing w:before="120" w:after="120" w:line="240" w:lineRule="auto"/>
+              <w:jc w:val="center"/>
+            </w:pPr>
+            <w:r>
+              <w:rPr>
+                <w:rFonts w:ascii="Times New Roman" w:hAnsi="Times New Roman" w:cs="Times New Roman"/>
+                <w:b/>
+                <w:bCs/>
+                <w:sz w:val="28"/>
+                <w:szCs w:val="28"/>
+                <w:lang w:val="uz-Cyrl-UZ"/>
+              </w:rPr>
+              <w:t xml:space="preserve">20.03.2027</w:t>
+            </w:r>
+          </w:p>
+        </w:tc>
+        <w:tc>
+          <w:tcPr>
+            <w:tcW w:w="6050" w:type="dxa"/>
+            <w:vAlign w:val="center"/>
+          </w:tcPr>
+          <w:p>
+            <w:pPr>
+              <w:spacing w:before="120" w:after="120" w:line="240" w:lineRule="auto"/>
+              <w:jc w:val="center"/>
+            </w:pPr>
+            <w:r>
+              <w:rPr>
+                <w:rFonts w:ascii="Times New Roman" w:hAnsi="Times New Roman" w:cs="Times New Roman"/>
+                <w:b/>
+                <w:bCs/>
+                <w:sz w:val="28"/>
+                <w:szCs w:val="28"/>
+                <w:lang w:val="uz-Cyrl-UZ"/>
+              </w:rPr>
+              <w:t xml:space="preserve">1 620 000.00 сўм</w:t>
+            </w:r>
+          </w:p>
+        </w:tc>
+      </w:tr>
+      <w:tr>
+        <w:tc>
+          <w:tcPr>
+            <w:tcW w:w="850" w:type="dxa"/>
+            <w:vAlign w:val="center"/>
+          </w:tcPr>
+          <w:p>
+            <w:pPr>
+              <w:spacing w:before="120" w:after="120" w:line="240" w:lineRule="auto"/>
+              <w:jc w:val="center"/>
+            </w:pPr>
+            <w:r>
+              <w:rPr>
+                <w:rFonts w:ascii="Times New Roman" w:hAnsi="Times New Roman" w:cs="Times New Roman"/>
+                <w:b/>
+                <w:bCs/>
+                <w:sz w:val="28"/>
+                <w:szCs w:val="28"/>
+                <w:lang w:val="uz-Cyrl-UZ"/>
+              </w:rPr>
+              <w:t xml:space="preserve">9.</w:t>
+            </w:r>
+          </w:p>
+        </w:tc>
+        <w:tc>
+          <w:tcPr>
+            <w:tcW w:w="2100" w:type="dxa"/>
+            <w:vAlign w:val="center"/>
+          </w:tcPr>
+          <w:p>
+            <w:pPr>
+              <w:spacing w:before="120" w:after="120" w:line="240" w:lineRule="auto"/>
+              <w:jc w:val="center"/>
+            </w:pPr>
+            <w:r>
+              <w:rPr>
+                <w:rFonts w:ascii="Times New Roman" w:hAnsi="Times New Roman" w:cs="Times New Roman"/>
+                <w:b/>
+                <w:bCs/>
+                <w:sz w:val="28"/>
+                <w:szCs w:val="28"/>
+                <w:lang w:val="uz-Cyrl-UZ"/>
+              </w:rPr>
+              <w:t xml:space="preserve">20.04.2027</w:t>
+            </w:r>
+          </w:p>
+        </w:tc>
+        <w:tc>
+          <w:tcPr>
+            <w:tcW w:w="6050" w:type="dxa"/>
+            <w:vAlign w:val="center"/>
+          </w:tcPr>
+          <w:p>
+            <w:pPr>
+              <w:spacing w:before="120" w:after="120" w:line="240" w:lineRule="auto"/>
+              <w:jc w:val="center"/>
+            </w:pPr>
+            <w:r>
+              <w:rPr>
+                <w:rFonts w:ascii="Times New Roman" w:hAnsi="Times New Roman" w:cs="Times New Roman"/>
+                <w:b/>
+                <w:bCs/>
+                <w:sz w:val="28"/>
+                <w:szCs w:val="28"/>
+                <w:lang w:val="uz-Cyrl-UZ"/>
+              </w:rPr>
+              <w:t xml:space="preserve">1 620 000.00 сўм</w:t>
+            </w:r>
+          </w:p>
+        </w:tc>
+      </w:tr>
+      <w:tr>
+        <w:tc>
+          <w:tcPr>
+            <w:tcW w:w="850" w:type="dxa"/>
+            <w:vAlign w:val="center"/>
+          </w:tcPr>
+          <w:p>
+            <w:pPr>
+              <w:spacing w:before="120" w:after="120" w:line="240" w:lineRule="auto"/>
+              <w:jc w:val="center"/>
+            </w:pPr>
+            <w:r>
+              <w:rPr>
+                <w:rFonts w:ascii="Times New Roman" w:hAnsi="Times New Roman" w:cs="Times New Roman"/>
+                <w:b/>
+                <w:bCs/>
+                <w:sz w:val="28"/>
+                <w:szCs w:val="28"/>
+                <w:lang w:val="uz-Cyrl-UZ"/>
+              </w:rPr>
+              <w:t xml:space="preserve">10.</w:t>
+            </w:r>
+          </w:p>
+        </w:tc>
+        <w:tc>
+          <w:tcPr>
+            <w:tcW w:w="2100" w:type="dxa"/>
+            <w:vAlign w:val="center"/>
+          </w:tcPr>
+          <w:p>
+            <w:pPr>
+              <w:spacing w:before="120" w:after="120" w:line="240" w:lineRule="auto"/>
+              <w:jc w:val="center"/>
+            </w:pPr>
+            <w:r>
+              <w:rPr>
+                <w:rFonts w:ascii="Times New Roman" w:hAnsi="Times New Roman" w:cs="Times New Roman"/>
+                <w:b/>
+                <w:bCs/>
+                <w:sz w:val="28"/>
+                <w:szCs w:val="28"/>
+                <w:lang w:val="uz-Cyrl-UZ"/>
+              </w:rPr>
+              <w:t xml:space="preserve">20.05.2027</w:t>
+            </w:r>
+          </w:p>
+        </w:tc>
+        <w:tc>
+          <w:tcPr>
+            <w:tcW w:w="6050" w:type="dxa"/>
+            <w:vAlign w:val="center"/>
+          </w:tcPr>
+          <w:p>
+            <w:pPr>
+              <w:spacing w:before="120" w:after="120" w:line="240" w:lineRule="auto"/>
+              <w:jc w:val="center"/>
+            </w:pPr>
+            <w:r>
+              <w:rPr>
+                <w:rFonts w:ascii="Times New Roman" w:hAnsi="Times New Roman" w:cs="Times New Roman"/>
+                <w:b/>
+                <w:bCs/>
+                <w:sz w:val="28"/>
+                <w:szCs w:val="28"/>
+                <w:lang w:val="uz-Cyrl-UZ"/>
+              </w:rPr>
+              <w:t xml:space="preserve">1 620 000.00 сўм</w:t>
+            </w:r>
+          </w:p>
+        </w:tc>
+      </w:tr>
+      <w:tr>
+        <w:tc>
+          <w:tcPr>
+            <w:tcW w:w="850" w:type="dxa"/>
+            <w:vAlign w:val="center"/>
+          </w:tcPr>
+          <w:p>
+            <w:pPr>
+              <w:spacing w:before="120" w:after="120" w:line="240" w:lineRule="auto"/>
+              <w:jc w:val="center"/>
+            </w:pPr>
+            <w:r>
+              <w:rPr>
+                <w:rFonts w:ascii="Times New Roman" w:hAnsi="Times New Roman" w:cs="Times New Roman"/>
+                <w:b/>
+                <w:bCs/>
+                <w:sz w:val="28"/>
+                <w:szCs w:val="28"/>
+                <w:lang w:val="uz-Cyrl-UZ"/>
+              </w:rPr>
+              <w:t xml:space="preserve">11.</w:t>
+            </w:r>
+          </w:p>
+        </w:tc>
+        <w:tc>
+          <w:tcPr>
+            <w:tcW w:w="2100" w:type="dxa"/>
+            <w:vAlign w:val="center"/>
+          </w:tcPr>
+          <w:p>
+            <w:pPr>
+              <w:spacing w:before="120" w:after="120" w:line="240" w:lineRule="auto"/>
+              <w:jc w:val="center"/>
+            </w:pPr>
+            <w:r>
+              <w:rPr>
+                <w:rFonts w:ascii="Times New Roman" w:hAnsi="Times New Roman" w:cs="Times New Roman"/>
+                <w:b/>
+                <w:bCs/>
+                <w:sz w:val="28"/>
+                <w:szCs w:val="28"/>
+                <w:lang w:val="uz-Cyrl-UZ"/>
+              </w:rPr>
+              <w:t xml:space="preserve">20.06.2027</w:t>
+            </w:r>
+          </w:p>
+        </w:tc>
+        <w:tc>
+          <w:tcPr>
+            <w:tcW w:w="6050" w:type="dxa"/>
+            <w:vAlign w:val="center"/>
+          </w:tcPr>
+          <w:p>
+            <w:pPr>
+              <w:spacing w:before="120" w:after="120" w:line="240" w:lineRule="auto"/>
+              <w:jc w:val="center"/>
+            </w:pPr>
+            <w:r>
+              <w:rPr>
+                <w:rFonts w:ascii="Times New Roman" w:hAnsi="Times New Roman" w:cs="Times New Roman"/>
+                <w:b/>
+                <w:bCs/>
+                <w:sz w:val="28"/>
+                <w:szCs w:val="28"/>
+                <w:lang w:val="uz-Cyrl-UZ"/>
+              </w:rPr>
+              <w:t xml:space="preserve">1 620 000.00 сўм</w:t>
+            </w:r>
+          </w:p>
+        </w:tc>
+      </w:tr>
+      <w:tr>
+        <w:tc>
+          <w:tcPr>
+            <w:tcW w:w="850" w:type="dxa"/>
+            <w:vAlign w:val="center"/>
+          </w:tcPr>
+          <w:p>
+            <w:pPr>
+              <w:spacing w:before="120" w:after="120" w:line="240" w:lineRule="auto"/>
+              <w:jc w:val="center"/>
+            </w:pPr>
+            <w:r>
+              <w:rPr>
+                <w:rFonts w:ascii="Times New Roman" w:hAnsi="Times New Roman" w:cs="Times New Roman"/>
+                <w:b/>
+                <w:bCs/>
+                <w:sz w:val="28"/>
+                <w:szCs w:val="28"/>
+                <w:lang w:val="uz-Cyrl-UZ"/>
+              </w:rPr>
+              <w:t xml:space="preserve">12.</w:t>
+            </w:r>
+          </w:p>
+        </w:tc>
+        <w:tc>
+          <w:tcPr>
+            <w:tcW w:w="2100" w:type="dxa"/>
+            <w:vAlign w:val="center"/>
+          </w:tcPr>
+          <w:p>
+            <w:pPr>
+              <w:spacing w:before="120" w:after="120" w:line="240" w:lineRule="auto"/>
+              <w:jc w:val="center"/>
+            </w:pPr>
+            <w:r>
+              <w:rPr>
+                <w:rFonts w:ascii="Times New Roman" w:hAnsi="Times New Roman" w:cs="Times New Roman"/>
+                <w:b/>
+                <w:bCs/>
+                <w:sz w:val="28"/>
+                <w:szCs w:val="28"/>
+                <w:lang w:val="uz-Cyrl-UZ"/>
+              </w:rPr>
+              <w:t xml:space="preserve">20.07.2027</w:t>
+            </w:r>
+          </w:p>
+        </w:tc>
+        <w:tc>
+          <w:tcPr>
+            <w:tcW w:w="6050" w:type="dxa"/>
+            <w:vAlign w:val="center"/>
+          </w:tcPr>
+          <w:p>
+            <w:pPr>
+              <w:spacing w:before="120" w:after="120" w:line="240" w:lineRule="auto"/>
+              <w:jc w:val="center"/>
+            </w:pPr>
+            <w:r>
+              <w:rPr>
+                <w:rFonts w:ascii="Times New Roman" w:hAnsi="Times New Roman" w:cs="Times New Roman"/>
+                <w:b/>
+                <w:bCs/>
+                <w:sz w:val="28"/>
+                <w:szCs w:val="28"/>
+                <w:lang w:val="uz-Cyrl-UZ"/>
+              </w:rPr>
+              <w:t xml:space="preserve">1 620 000.00 сўм</w:t>
+            </w:r>
+          </w:p>
+        </w:tc>
+      </w:tr>
+      <w:tr>
+        <w:tc>
+          <w:tcPr>
+            <w:tcW w:w="850" w:type="dxa"/>
+            <w:vAlign w:val="center"/>
+          </w:tcPr>
+          <w:p>
+            <w:pPr>
+              <w:spacing w:before="120" w:after="120" w:line="240" w:lineRule="auto"/>
+              <w:jc w:val="center"/>
+            </w:pPr>
+            <w:r>
+              <w:rPr>
+                <w:rFonts w:ascii="Times New Roman" w:hAnsi="Times New Roman" w:cs="Times New Roman"/>
                 <w:sz w:val="28"/>
                 <w:szCs w:val="28"/>
                 <w:lang w:val="uz-Cyrl-UZ"/>
@@ -1755,7 +2409,7 @@
                 <w:szCs w:val="28"/>
                 <w:lang w:val="uz-Cyrl-UZ"/>
               </w:rPr>
-              <w:t xml:space="preserve">15 552 000.00 сўм</w:t>
+              <w:t xml:space="preserve">19 440 000.00 сўм</w:t>
             </w:r>
           </w:p>
         </w:tc>
@@ -1860,7 +2514,7 @@
                 <w:szCs w:val="28"/>
                 <w:lang w:val="uz-Cyrl-UZ"/>
               </w:rPr>
-              <w:t xml:space="preserve">Б. А. Шакиров</w:t>
+              <w:t xml:space="preserve">Каримов Шавкат</w:t>
             </w:r>
           </w:p>
         </w:tc>

--- a/public/uploads/contracts/draft-14.docx
+++ b/public/uploads/contracts/draft-14.docx
@@ -51,24 +51,24 @@
           <w:szCs w:val="28"/>
           <w:lang w:val="uz-Cyrl-UZ"/>
         </w:rPr>
-        <w:t xml:space="preserve">2026 йил 1-июл          А-26-ZVUGO-сон                                        Тошкент шаҳри ш.</w:t>
-      </w:r>
-    </w:p>
-    <w:p/>
-    <w:p>
-      <w:pPr>
-        <w:spacing w:after="0" w:line="240" w:lineRule="auto"/>
-        <w:ind w:firstLine="851"/>
-        <w:jc w:val="both"/>
-      </w:pPr>
-      <w:r>
-        <w:rPr>
-          <w:rFonts w:ascii="Times New Roman" w:hAnsi="Times New Roman" w:cs="Times New Roman"/>
-          <w:sz w:val="28"/>
-          <w:szCs w:val="28"/>
-          <w:lang w:val="uz-Cyrl-UZ"/>
-        </w:rPr>
-        <w:t xml:space="preserve">Кейинги ўринларда “Ижарага берувчи” деб номланадиган Тошкент шаҳар ҳокимияти томонидан ва кейинги ўринларда “Ижарага олувчи” деб номланадиган Қодирова Зухра («FAYZ» тўйхонаси) томонидан мазкур шартномани Ўзбекистон Республикаси Ягона интерактив давлат хизматлари портали орқали 2026 йил 1-июл да келиб тушган А-26-ZVUGO-сон аризага биноан тузди.</w:t>
+        <w:t xml:space="preserve">2026 йил 1-июл          А-26-JCA8T-сон                                        Тошкент шаҳри ш.</w:t>
+      </w:r>
+    </w:p>
+    <w:p/>
+    <w:p>
+      <w:pPr>
+        <w:spacing w:after="0" w:line="240" w:lineRule="auto"/>
+        <w:ind w:firstLine="851"/>
+        <w:jc w:val="both"/>
+      </w:pPr>
+      <w:r>
+        <w:rPr>
+          <w:rFonts w:ascii="Times New Roman" w:hAnsi="Times New Roman" w:cs="Times New Roman"/>
+          <w:sz w:val="28"/>
+          <w:szCs w:val="28"/>
+          <w:lang w:val="uz-Cyrl-UZ"/>
+        </w:rPr>
+        <w:t xml:space="preserve">Кейинги ўринларда “Ижарага берувчи” деб номланадиган Тошкент шаҳар ҳокимияти томонидан ва кейинги ўринларда “Ижарага олувчи” деб номланадиган Набиев Жамшид («FAYZ» тўйхонаси) томонидан мазкур шартномани Ўзбекистон Республикаси Ягона интерактив давлат хизматлари портали орқали 2026 йил 1-июл да келиб тушган А-26-JCA8T-сон аризага биноан тузди.</w:t>
       </w:r>
     </w:p>
     <w:p/>
@@ -120,7 +120,7 @@
           <w:szCs w:val="28"/>
           <w:lang w:val="uz-Cyrl-UZ"/>
         </w:rPr>
-        <w:t xml:space="preserve">1.2. Ижарага берувчи ер участкасини 2026 йил 1-июл дан 1 (бир) йил муддатга ижарага беради, Ижарага олувчи эса ўзига тегишли бўлган Тошкент шаҳрининг Мирзо-Улуғбек туманидаги Мирзо-Улуғбек тумани, Лабзак кўчаси, №113 манзилда жойлашган «FAYZ» тўйхонаси объекти (ер участкаси)га туташ ҳудуддаги кейинчалик “Ер участкаси” деб номланувчи 36 кв.м ер майдонни Умумий овқатланиш фаолиятини ташкил этиш учун ижарага олади.</w:t>
+        <w:t xml:space="preserve">1.2. Ижарага берувчи ер участкасини 2026 йил 1-июл дан 1 (бир) йил муддатга ижарага беради, Ижарага олувчи эса ўзига тегишли бўлган Тошкент шаҳрининг Мирзо-Улуғбек туманидаги Мирзо-Улуғбек тумани, Истиқлол кўчаси, №114 манзилда жойлашган «FAYZ» тўйхонаси объекти (ер участкаси)га туташ ҳудуддаги кейинчалик “Ер участкаси” деб номланувчи 42 кв.м ер майдонни Умумий овқатланиш фаолиятини ташкил этиш учун ижарага олади.</w:t>
       </w:r>
     </w:p>
     <w:p/>
@@ -257,24 +257,24 @@
           <w:szCs w:val="28"/>
           <w:lang w:val="uz-Cyrl-UZ"/>
         </w:rPr>
-        <w:t xml:space="preserve">2.5. Ер участкаси тадбиркорлик фаолиятини амалга ошириш учун берилади ва қуйидаги мақсадда фойдаланилади: Хизмат.</w:t>
-      </w:r>
-    </w:p>
-    <w:p/>
-    <w:p>
-      <w:pPr>
-        <w:spacing w:after="0" w:line="240" w:lineRule="auto"/>
-        <w:ind w:firstLine="851"/>
-        <w:jc w:val="both"/>
-      </w:pPr>
-      <w:r>
-        <w:rPr>
-          <w:rFonts w:ascii="Times New Roman" w:hAnsi="Times New Roman" w:cs="Times New Roman"/>
-          <w:sz w:val="28"/>
-          <w:szCs w:val="28"/>
-          <w:lang w:val="uz-Cyrl-UZ"/>
-        </w:rPr>
-        <w:t xml:space="preserve">2.6. Объект жойлашган кўча тури: Шох (магистрал). Кадастр рақами: 10:11:02:08:08:0113.</w:t>
+        <w:t xml:space="preserve">2.5. Ер участкаси тадбиркорлик фаолиятини амалга ошириш учун берилади ва қуйидаги мақсадда фойдаланилади: Умумий овқатланиш.</w:t>
+      </w:r>
+    </w:p>
+    <w:p/>
+    <w:p>
+      <w:pPr>
+        <w:spacing w:after="0" w:line="240" w:lineRule="auto"/>
+        <w:ind w:firstLine="851"/>
+        <w:jc w:val="both"/>
+      </w:pPr>
+      <w:r>
+        <w:rPr>
+          <w:rFonts w:ascii="Times New Roman" w:hAnsi="Times New Roman" w:cs="Times New Roman"/>
+          <w:sz w:val="28"/>
+          <w:szCs w:val="28"/>
+          <w:lang w:val="uz-Cyrl-UZ"/>
+        </w:rPr>
+        <w:t xml:space="preserve">2.6. Объект жойлашган кўча тури: Марказий. Кадастр рақами: 10:11:02:07:04:0113.</w:t>
       </w:r>
     </w:p>
     <w:p/>
@@ -343,7 +343,7 @@
           <w:szCs w:val="28"/>
           <w:lang w:val="uz-Cyrl-UZ"/>
         </w:rPr>
-        <w:t xml:space="preserve">3.3. Ер участкаси учун йиллик ижара тўлови 19 440 000 сўмни ташкил этади ва йиллик ижара тўлов суммасининг тенг миқдорга бўлган ҳолда ҳар ойда (ойлик 1 620 000 сўм) амалга оширилади.</w:t>
+        <w:t xml:space="preserve">3.3. Ер участкаси учун йиллик ижара тўлови 22 680 000 сўмни ташкил этади ва йиллик ижара тўлов суммасининг тенг миқдорга бўлган ҳолда ҳар ойда (ойлик 1 890 000 сўм) амалга оширилади.</w:t>
       </w:r>
     </w:p>
     <w:p/>
@@ -1162,93 +1162,7 @@
                 <w:szCs w:val="28"/>
                 <w:lang w:val="uz-Cyrl-UZ"/>
               </w:rPr>
-              <w:t xml:space="preserve">Имзо:</w:t>
-            </w:r>
-          </w:p>
-          <w:p>
-            <w:pPr>
-              <w:jc w:val="center"/>
-              <w:spacing w:after="0"/>
-            </w:pPr>
-            <w:r>
-              <w:drawing>
-                <wp:inline distT="0" distB="0" distL="0" distR="0">
-                  <wp:extent cx="760000" cy="760000"/>
-                  <wp:effectExtent l="0" t="0" r="0" b="0"/>
-                  <wp:docPr id="1" name="QR1"/>
-                  <wp:cNvGraphicFramePr/>
-                  <a:graphic xmlns:a="http://schemas.openxmlformats.org/drawingml/2006/main">
-                    <a:graphicData uri="http://schemas.openxmlformats.org/drawingml/2006/picture">
-                      <pic:pic xmlns:pic="http://schemas.openxmlformats.org/drawingml/2006/picture">
-                        <pic:nvPicPr>
-                          <pic:cNvPr id="1" name="QR1"/>
-                          <pic:cNvPicPr/>
-                        </pic:nvPicPr>
-                        <pic:blipFill>
-                          <a:blip r:embed="rIdImg1"/>
-                          <a:stretch>
-                            <a:fillRect/>
-                          </a:stretch>
-                        </pic:blipFill>
-                        <pic:spPr>
-                          <a:xfrm>
-                            <a:off x="0" y="0"/>
-                            <a:ext cx="760000" cy="760000"/>
-                          </a:xfrm>
-                          <a:prstGeom prst="rect">
-                            <a:avLst/>
-                          </a:prstGeom>
-                        </pic:spPr>
-                      </pic:pic>
-                    </a:graphicData>
-                  </a:graphic>
-                </wp:inline>
-              </w:drawing>
-            </w:r>
-          </w:p>
-          <w:p>
-            <w:pPr>
-              <w:jc w:val="center"/>
-              <w:spacing w:after="20"/>
-            </w:pPr>
-            <w:r>
-              <w:rPr>
-                <w:rFonts w:ascii="Times New Roman" w:hAnsi="Times New Roman" w:cs="Times New Roman"/>
-                <w:sz w:val="28"/>
-                <w:szCs w:val="28"/>
-                <w:lang w:val="uz-Cyrl-UZ"/>
-              </w:rPr>
-              <w:t xml:space="preserve">Е-ИМЗО: Ш. Каримов</w:t>
-            </w:r>
-          </w:p>
-          <w:p>
-            <w:pPr>
-              <w:jc w:val="center"/>
-              <w:spacing w:after="20"/>
-            </w:pPr>
-            <w:r>
-              <w:rPr>
-                <w:rFonts w:ascii="Times New Roman" w:hAnsi="Times New Roman" w:cs="Times New Roman"/>
-                <w:sz w:val="28"/>
-                <w:szCs w:val="28"/>
-                <w:lang w:val="uz-Cyrl-UZ"/>
-              </w:rPr>
-              <w:t xml:space="preserve">Бошқарув раиси</w:t>
-            </w:r>
-          </w:p>
-          <w:p>
-            <w:pPr>
-              <w:jc w:val="center"/>
-              <w:spacing w:after="20"/>
-            </w:pPr>
-            <w:r>
-              <w:rPr>
-                <w:rFonts w:ascii="Times New Roman" w:hAnsi="Times New Roman" w:cs="Times New Roman"/>
-                <w:sz w:val="28"/>
-                <w:szCs w:val="28"/>
-                <w:lang w:val="uz-Cyrl-UZ"/>
-              </w:rPr>
-              <w:t xml:space="preserve">14-сон, 2026-йил 1-июл</w:t>
+              <w:t xml:space="preserve">Имзо: ____________  М.Ў.</w:t>
             </w:r>
           </w:p>
         </w:tc>
@@ -1304,7 +1218,7 @@
                 <w:szCs w:val="28"/>
                 <w:lang w:val="uz-Cyrl-UZ"/>
               </w:rPr>
-              <w:t xml:space="preserve">ФИО: Қодирова Зухра</w:t>
+              <w:t xml:space="preserve">ФИО: Набиев Жамшид</w:t>
             </w:r>
           </w:p>
           <w:p>
@@ -1319,7 +1233,7 @@
                 <w:szCs w:val="28"/>
                 <w:lang w:val="uz-Cyrl-UZ"/>
               </w:rPr>
-              <w:t xml:space="preserve">Манзил: Мирзо-Улуғбек тумани, Лабзак кўчаси, №113</w:t>
+              <w:t xml:space="preserve">Манзил: Мирзо-Улуғбек тумани, Истиқлол кўчаси, №114</w:t>
             </w:r>
           </w:p>
           <w:p>
@@ -1334,7 +1248,7 @@
                 <w:szCs w:val="28"/>
                 <w:lang w:val="uz-Cyrl-UZ"/>
               </w:rPr>
-              <w:t xml:space="preserve">СТИР (ЖШШИР): 30000000066666</w:t>
+              <w:t xml:space="preserve">СТИР (ЖШШИР): 30000000055555</w:t>
             </w:r>
           </w:p>
           <w:p>
@@ -1421,7 +1335,7 @@
           <w:szCs w:val="28"/>
           <w:lang w:val="uz-Cyrl-UZ"/>
         </w:rPr>
-        <w:t xml:space="preserve">А-26-ZVUGO-сонли шартномага</w:t>
+        <w:t xml:space="preserve">А-26-JCA8T-сонли шартномага</w:t>
       </w:r>
     </w:p>
     <w:p>
@@ -1559,7 +1473,7 @@
                 <w:szCs w:val="28"/>
                 <w:lang w:val="uz-Cyrl-UZ"/>
               </w:rPr>
-              <w:t xml:space="preserve">1 620 000.00 сўм</w:t>
+              <w:t xml:space="preserve">1 890 000.00 сўм</w:t>
             </w:r>
           </w:p>
         </w:tc>
@@ -1630,7 +1544,7 @@
                 <w:szCs w:val="28"/>
                 <w:lang w:val="uz-Cyrl-UZ"/>
               </w:rPr>
-              <w:t xml:space="preserve">1 620 000.00 сўм</w:t>
+              <w:t xml:space="preserve">1 890 000.00 сўм</w:t>
             </w:r>
           </w:p>
         </w:tc>
@@ -1701,7 +1615,7 @@
                 <w:szCs w:val="28"/>
                 <w:lang w:val="uz-Cyrl-UZ"/>
               </w:rPr>
-              <w:t xml:space="preserve">1 620 000.00 сўм</w:t>
+              <w:t xml:space="preserve">1 890 000.00 сўм</w:t>
             </w:r>
           </w:p>
         </w:tc>
@@ -1772,7 +1686,7 @@
                 <w:szCs w:val="28"/>
                 <w:lang w:val="uz-Cyrl-UZ"/>
               </w:rPr>
-              <w:t xml:space="preserve">1 620 000.00 сўм</w:t>
+              <w:t xml:space="preserve">1 890 000.00 сўм</w:t>
             </w:r>
           </w:p>
         </w:tc>
@@ -1843,7 +1757,7 @@
                 <w:szCs w:val="28"/>
                 <w:lang w:val="uz-Cyrl-UZ"/>
               </w:rPr>
-              <w:t xml:space="preserve">1 620 000.00 сўм</w:t>
+              <w:t xml:space="preserve">1 890 000.00 сўм</w:t>
             </w:r>
           </w:p>
         </w:tc>
@@ -1914,7 +1828,7 @@
                 <w:szCs w:val="28"/>
                 <w:lang w:val="uz-Cyrl-UZ"/>
               </w:rPr>
-              <w:t xml:space="preserve">1 620 000.00 сўм</w:t>
+              <w:t xml:space="preserve">1 890 000.00 сўм</w:t>
             </w:r>
           </w:p>
         </w:tc>
@@ -1985,7 +1899,7 @@
                 <w:szCs w:val="28"/>
                 <w:lang w:val="uz-Cyrl-UZ"/>
               </w:rPr>
-              <w:t xml:space="preserve">1 620 000.00 сўм</w:t>
+              <w:t xml:space="preserve">1 890 000.00 сўм</w:t>
             </w:r>
           </w:p>
         </w:tc>
@@ -2056,7 +1970,7 @@
                 <w:szCs w:val="28"/>
                 <w:lang w:val="uz-Cyrl-UZ"/>
               </w:rPr>
-              <w:t xml:space="preserve">1 620 000.00 сўм</w:t>
+              <w:t xml:space="preserve">1 890 000.00 сўм</w:t>
             </w:r>
           </w:p>
         </w:tc>
@@ -2127,7 +2041,7 @@
                 <w:szCs w:val="28"/>
                 <w:lang w:val="uz-Cyrl-UZ"/>
               </w:rPr>
-              <w:t xml:space="preserve">1 620 000.00 сўм</w:t>
+              <w:t xml:space="preserve">1 890 000.00 сўм</w:t>
             </w:r>
           </w:p>
         </w:tc>
@@ -2198,7 +2112,7 @@
                 <w:szCs w:val="28"/>
                 <w:lang w:val="uz-Cyrl-UZ"/>
               </w:rPr>
-              <w:t xml:space="preserve">1 620 000.00 сўм</w:t>
+              <w:t xml:space="preserve">1 890 000.00 сўм</w:t>
             </w:r>
           </w:p>
         </w:tc>
@@ -2269,7 +2183,7 @@
                 <w:szCs w:val="28"/>
                 <w:lang w:val="uz-Cyrl-UZ"/>
               </w:rPr>
-              <w:t xml:space="preserve">1 620 000.00 сўм</w:t>
+              <w:t xml:space="preserve">1 890 000.00 сўм</w:t>
             </w:r>
           </w:p>
         </w:tc>
@@ -2340,7 +2254,7 @@
                 <w:szCs w:val="28"/>
                 <w:lang w:val="uz-Cyrl-UZ"/>
               </w:rPr>
-              <w:t xml:space="preserve">1 620 000.00 сўм</w:t>
+              <w:t xml:space="preserve">1 890 000.00 сўм</w:t>
             </w:r>
           </w:p>
         </w:tc>
@@ -2409,7 +2323,7 @@
                 <w:szCs w:val="28"/>
                 <w:lang w:val="uz-Cyrl-UZ"/>
               </w:rPr>
-              <w:t xml:space="preserve">19 440 000.00 сўм</w:t>
+              <w:t xml:space="preserve">22 680 000.00 сўм</w:t>
             </w:r>
           </w:p>
         </w:tc>
@@ -2602,7 +2516,7 @@
                 <w:szCs w:val="28"/>
                 <w:lang w:val="uz-Cyrl-UZ"/>
               </w:rPr>
-              <w:t xml:space="preserve">Қодирова Зухра</w:t>
+              <w:t xml:space="preserve">Набиев Жамшид</w:t>
             </w:r>
           </w:p>
         </w:tc>
